--- a/Environment & Climate Analytics/DA04052026_Scrum_Notes.docx
+++ b/Environment & Climate Analytics/DA04052026_Scrum_Notes.docx
@@ -200,7 +200,7 @@
               <w:t>0</w:t>
             </w:r>
             <w:r>
-              <w:t>1</w:t>
+              <w:t>4</w:t>
             </w:r>
             <w:r>
               <w:t>/0</w:t>
@@ -423,7 +423,7 @@
     </w:p>
     <w:tbl>
       <w:tblPr>
-        <w:tblW w:w="0" w:type="auto"/>
+        <w:tblW w:w="9360" w:type="dxa"/>
         <w:tblLayout w:type="fixed"/>
         <w:tblLook w:val="04A0" w:firstRow="1" w:lastRow="0" w:firstColumn="1" w:lastColumn="0" w:noHBand="0" w:noVBand="1"/>
       </w:tblPr>
@@ -608,21 +608,124 @@
           <w:p>
             <w:pPr>
               <w:spacing w:before="40" w:after="40"/>
+              <w:rPr>
+                <w:lang w:val="en-001"/>
+              </w:rPr>
             </w:pPr>
             <w:r>
-              <w:t>Alignment completed with Yashaswi regarding ownership of analysis and next steps</w:t>
+              <w:rPr>
+                <w:lang w:val="en-001"/>
+              </w:rPr>
+              <w:t>Completed the monthly precipitation Python pipeline, rolling daily observations into model</w:t>
             </w:r>
             <w:r>
-              <w:t>;</w:t>
+              <w:rPr>
+                <w:rFonts w:ascii="Cambria Math" w:hAnsi="Cambria Math" w:cs="Cambria Math"/>
+                <w:lang w:val="en-001"/>
+              </w:rPr>
+              <w:t>‑</w:t>
             </w:r>
             <w:r>
-              <w:br/>
+              <w:rPr>
+                <w:lang w:val="en-001"/>
+              </w:rPr>
+              <w:t>ready monthly aggregates.</w:t>
+            </w:r>
+          </w:p>
+          <w:p>
+            <w:pPr>
+              <w:spacing w:before="40" w:after="40"/>
+              <w:rPr>
+                <w:lang w:val="en-001"/>
+              </w:rPr>
+            </w:pPr>
+            <w:r>
+              <w:rPr>
+                <w:lang w:val="en-001"/>
+              </w:rPr>
+              <w:t>Integrated and validated Fact_Precipitation_Monthly in Power BI and resolved dimensional integrity issues caused by orphan stations.</w:t>
+            </w:r>
+          </w:p>
+          <w:p>
+            <w:pPr>
+              <w:spacing w:before="40" w:after="40"/>
+              <w:rPr>
+                <w:lang w:val="en-001"/>
+              </w:rPr>
+            </w:pPr>
+            <w:r>
+              <w:rPr>
+                <w:lang w:val="en-001"/>
+              </w:rPr>
+              <w:t>Incorporated and aligned all temperature and wind data updates provided by Yash</w:t>
             </w:r>
             <w:r>
-              <w:t>Previous alignment and model/documentation review phase considered complete</w:t>
+              <w:rPr>
+                <w:lang w:val="en-001"/>
+              </w:rPr>
+              <w:t>aswi</w:t>
             </w:r>
             <w:r>
-              <w:t>;</w:t>
+              <w:rPr>
+                <w:lang w:val="en-001"/>
+              </w:rPr>
+              <w:t>, ensuring consistency across Python notebooks and the Power BI data model.</w:t>
+            </w:r>
+          </w:p>
+          <w:p>
+            <w:pPr>
+              <w:spacing w:before="40" w:after="40"/>
+              <w:rPr>
+                <w:lang w:val="en-001"/>
+              </w:rPr>
+            </w:pPr>
+            <w:r>
+              <w:rPr>
+                <w:lang w:val="en-001"/>
+              </w:rPr>
+              <w:t>Finalized key data model updates (Dim_Station, Dim_Region, Dim_Calendar).</w:t>
+            </w:r>
+          </w:p>
+          <w:p>
+            <w:pPr>
+              <w:spacing w:before="40" w:after="40"/>
+              <w:rPr>
+                <w:lang w:val="en-001"/>
+              </w:rPr>
+            </w:pPr>
+            <w:r>
+              <w:rPr>
+                <w:lang w:val="en-001"/>
+              </w:rPr>
+              <w:lastRenderedPageBreak/>
+              <w:t>Started Extreme Wind Events exploratory analysis, defining extremes using station</w:t>
+            </w:r>
+            <w:r>
+              <w:rPr>
+                <w:rFonts w:ascii="Cambria Math" w:hAnsi="Cambria Math" w:cs="Cambria Math"/>
+                <w:lang w:val="en-001"/>
+              </w:rPr>
+              <w:t>‑</w:t>
+            </w:r>
+            <w:r>
+              <w:rPr>
+                <w:lang w:val="en-001"/>
+              </w:rPr>
+              <w:t>specific P95 thresholds.</w:t>
+            </w:r>
+          </w:p>
+          <w:p>
+            <w:pPr>
+              <w:spacing w:before="40" w:after="40"/>
+              <w:rPr>
+                <w:lang w:val="en-001"/>
+              </w:rPr>
+            </w:pPr>
+            <w:r>
+              <w:rPr>
+                <w:lang w:val="en-001"/>
+              </w:rPr>
+              <w:t>Generated and integrated Fact_Extreme_Events into Power BI and validated initial trends.</w:t>
             </w:r>
           </w:p>
         </w:tc>
@@ -647,10 +750,8 @@
               <w:spacing w:before="40" w:after="40"/>
             </w:pPr>
             <w:r>
-              <w:t>Perform QA validation of trend visuals in Power BI (temperature and precipitation)</w:t>
-            </w:r>
-            <w:r>
-              <w:t>;</w:t>
+              <w:lastRenderedPageBreak/>
+              <w:t>QA final and visualization refinement for Extreme Wind Event frequency trends (Nova Scotia focus).</w:t>
             </w:r>
           </w:p>
           <w:p>
@@ -658,7 +759,7 @@
               <w:spacing w:before="40" w:after="40"/>
             </w:pPr>
             <w:r>
-              <w:t>Validate that current datasets support exploratory and trend analysis without distortion</w:t>
+              <w:t>Begin design and implementation plan for Extreme Heavy Precipitation using the same P95 framework.</w:t>
             </w:r>
           </w:p>
         </w:tc>
@@ -682,96 +783,9 @@
             <w:pPr>
               <w:spacing w:before="40" w:after="40"/>
             </w:pPr>
-          </w:p>
-        </w:tc>
-      </w:tr>
-      <w:tr>
-        <w:tc>
-          <w:tcPr>
-            <w:tcW w:w="1600" w:type="dxa"/>
-            <w:tcBorders>
-              <w:top w:val="single" w:sz="4" w:space="0" w:color="B0B0B0"/>
-              <w:left w:val="single" w:sz="4" w:space="0" w:color="B0B0B0"/>
-              <w:bottom w:val="single" w:sz="4" w:space="0" w:color="B0B0B0"/>
-              <w:right w:val="single" w:sz="4" w:space="0" w:color="B0B0B0"/>
-            </w:tcBorders>
-            <w:tcMar>
-              <w:top w:w="80" w:type="dxa"/>
-              <w:left w:w="120" w:type="dxa"/>
-              <w:bottom w:w="80" w:type="dxa"/>
-              <w:right w:w="120" w:type="dxa"/>
-            </w:tcMar>
-          </w:tcPr>
-          <w:p>
-            <w:pPr>
-              <w:spacing w:before="40" w:after="40"/>
-            </w:pPr>
-          </w:p>
-        </w:tc>
-        <w:tc>
-          <w:tcPr>
-            <w:tcW w:w="2920" w:type="dxa"/>
-            <w:tcBorders>
-              <w:top w:val="single" w:sz="4" w:space="0" w:color="B0B0B0"/>
-              <w:left w:val="single" w:sz="4" w:space="0" w:color="B0B0B0"/>
-              <w:bottom w:val="single" w:sz="4" w:space="0" w:color="B0B0B0"/>
-              <w:right w:val="single" w:sz="4" w:space="0" w:color="B0B0B0"/>
-            </w:tcBorders>
-            <w:tcMar>
-              <w:top w:w="80" w:type="dxa"/>
-              <w:left w:w="120" w:type="dxa"/>
-              <w:bottom w:w="80" w:type="dxa"/>
-              <w:right w:w="120" w:type="dxa"/>
-            </w:tcMar>
-          </w:tcPr>
-          <w:p>
-            <w:pPr>
-              <w:spacing w:before="40" w:after="40"/>
-            </w:pPr>
-          </w:p>
-        </w:tc>
-        <w:tc>
-          <w:tcPr>
-            <w:tcW w:w="2920" w:type="dxa"/>
-            <w:tcBorders>
-              <w:top w:val="single" w:sz="4" w:space="0" w:color="B0B0B0"/>
-              <w:left w:val="single" w:sz="4" w:space="0" w:color="B0B0B0"/>
-              <w:bottom w:val="single" w:sz="4" w:space="0" w:color="B0B0B0"/>
-              <w:right w:val="single" w:sz="4" w:space="0" w:color="B0B0B0"/>
-            </w:tcBorders>
-            <w:tcMar>
-              <w:top w:w="80" w:type="dxa"/>
-              <w:left w:w="120" w:type="dxa"/>
-              <w:bottom w:w="80" w:type="dxa"/>
-              <w:right w:w="120" w:type="dxa"/>
-            </w:tcMar>
-          </w:tcPr>
-          <w:p>
-            <w:pPr>
-              <w:spacing w:before="40" w:after="40"/>
-            </w:pPr>
-          </w:p>
-        </w:tc>
-        <w:tc>
-          <w:tcPr>
-            <w:tcW w:w="1920" w:type="dxa"/>
-            <w:tcBorders>
-              <w:top w:val="single" w:sz="4" w:space="0" w:color="B0B0B0"/>
-              <w:left w:val="single" w:sz="4" w:space="0" w:color="B0B0B0"/>
-              <w:bottom w:val="single" w:sz="4" w:space="0" w:color="B0B0B0"/>
-              <w:right w:val="single" w:sz="4" w:space="0" w:color="B0B0B0"/>
-            </w:tcBorders>
-            <w:tcMar>
-              <w:top w:w="80" w:type="dxa"/>
-              <w:left w:w="120" w:type="dxa"/>
-              <w:bottom w:w="80" w:type="dxa"/>
-              <w:right w:w="120" w:type="dxa"/>
-            </w:tcMar>
-          </w:tcPr>
-          <w:p>
-            <w:pPr>
-              <w:spacing w:before="40" w:after="40"/>
-            </w:pPr>
+            <w:r>
+              <w:t>None at this time.</w:t>
+            </w:r>
           </w:p>
         </w:tc>
       </w:tr>
@@ -885,7 +899,6 @@
           <w:color w:val="0D7C66"/>
           <w:sz w:val="26"/>
         </w:rPr>
-        <w:lastRenderedPageBreak/>
         <w:t>Decisions &amp; action items</w:t>
       </w:r>
     </w:p>
@@ -1070,10 +1083,7 @@
               <w:spacing w:before="40" w:after="40"/>
             </w:pPr>
             <w:r>
-              <w:t xml:space="preserve">May </w:t>
-            </w:r>
-            <w:r>
-              <w:t>4</w:t>
+              <w:t>Completed</w:t>
             </w:r>
           </w:p>
         </w:tc>
@@ -1153,7 +1163,7 @@
               <w:spacing w:before="40" w:after="40"/>
             </w:pPr>
             <w:r>
-              <w:t>May 6, 2026</w:t>
+              <w:t>May 6</w:t>
             </w:r>
           </w:p>
         </w:tc>
@@ -1180,7 +1190,7 @@
               <w:spacing w:before="40" w:after="40"/>
             </w:pPr>
             <w:r>
-              <w:t>Finalize data model and Power BI dashboard wireframe (add Power BI Service link to GitHub)</w:t>
+              <w:t xml:space="preserve">Finalize data model and Power BI dashboard wireframe </w:t>
             </w:r>
           </w:p>
         </w:tc>
@@ -1255,3589 +1265,10 @@
           <w:p>
             <w:pPr>
               <w:spacing w:before="40" w:after="40"/>
-              <w:rPr>
-                <w:b/>
-                <w:bCs/>
-                <w:lang w:val="en-001"/>
-              </w:rPr>
             </w:pPr>
             <w:r>
-              <w:rPr>
-                <w:rFonts w:ascii="Segoe UI Emoji" w:hAnsi="Segoe UI Emoji" w:cs="Segoe UI Emoji"/>
-                <w:b/>
-                <w:bCs/>
-                <w:lang w:val="en-001"/>
-              </w:rPr>
-              <w:t>🗂️</w:t>
+              <w:t>Implement Extreme Weather Events framework (Wind P95, extend to Precipitation)</w:t>
             </w:r>
-            <w:r>
-              <w:rPr>
-                <w:b/>
-                <w:bCs/>
-                <w:lang w:val="en-001"/>
-              </w:rPr>
-              <w:t xml:space="preserve"> RESUMO DE PENDÊNCIAS — AMANHÃ</w:t>
-            </w:r>
-          </w:p>
-          <w:p>
-            <w:pPr>
-              <w:spacing w:before="40" w:after="40"/>
-              <w:rPr>
-                <w:b/>
-                <w:bCs/>
-                <w:lang w:val="en-001"/>
-              </w:rPr>
-            </w:pPr>
-            <w:r>
-              <w:rPr>
-                <w:rFonts w:ascii="Segoe UI Emoji" w:hAnsi="Segoe UI Emoji" w:cs="Segoe UI Emoji"/>
-                <w:b/>
-                <w:bCs/>
-                <w:lang w:val="en-001"/>
-              </w:rPr>
-              <w:t>🔴</w:t>
-            </w:r>
-            <w:r>
-              <w:rPr>
-                <w:b/>
-                <w:bCs/>
-                <w:lang w:val="en-001"/>
-              </w:rPr>
-              <w:t xml:space="preserve"> 1️</w:t>
-            </w:r>
-            <w:r>
-              <w:rPr>
-                <w:rFonts w:ascii="Segoe UI Symbol" w:hAnsi="Segoe UI Symbol" w:cs="Segoe UI Symbol"/>
-                <w:b/>
-                <w:bCs/>
-                <w:lang w:val="en-001"/>
-              </w:rPr>
-              <w:t>⃣</w:t>
-            </w:r>
-            <w:r>
-              <w:rPr>
-                <w:b/>
-                <w:bCs/>
-                <w:lang w:val="en-001"/>
-              </w:rPr>
-              <w:t xml:space="preserve"> </w:t>
-            </w:r>
-            <w:proofErr w:type="spellStart"/>
-            <w:r>
-              <w:rPr>
-                <w:b/>
-                <w:bCs/>
-                <w:lang w:val="en-001"/>
-              </w:rPr>
-              <w:t>Corrigir</w:t>
-            </w:r>
-            <w:proofErr w:type="spellEnd"/>
-            <w:r>
-              <w:rPr>
-                <w:b/>
-                <w:bCs/>
-                <w:lang w:val="en-001"/>
-              </w:rPr>
-              <w:t xml:space="preserve"> a </w:t>
-            </w:r>
-            <w:proofErr w:type="spellStart"/>
-            <w:r>
-              <w:rPr>
-                <w:b/>
-                <w:bCs/>
-                <w:lang w:val="en-001"/>
-              </w:rPr>
-              <w:t>Fact_Precipitation_Monthly</w:t>
-            </w:r>
-            <w:proofErr w:type="spellEnd"/>
-            <w:r>
-              <w:rPr>
-                <w:b/>
-                <w:bCs/>
-                <w:lang w:val="en-001"/>
-              </w:rPr>
-              <w:t xml:space="preserve"> (PASSO OBRIGATÓRIO)</w:t>
-            </w:r>
-          </w:p>
-          <w:p>
-            <w:pPr>
-              <w:spacing w:before="40" w:after="40"/>
-              <w:rPr>
-                <w:b/>
-                <w:bCs/>
-                <w:lang w:val="en-001"/>
-              </w:rPr>
-            </w:pPr>
-            <w:r>
-              <w:rPr>
-                <w:rFonts w:ascii="Segoe UI Emoji" w:hAnsi="Segoe UI Emoji" w:cs="Segoe UI Emoji"/>
-                <w:b/>
-                <w:bCs/>
-                <w:lang w:val="en-001"/>
-              </w:rPr>
-              <w:t>✅</w:t>
-            </w:r>
-            <w:r>
-              <w:rPr>
-                <w:b/>
-                <w:bCs/>
-                <w:lang w:val="en-001"/>
-              </w:rPr>
-              <w:t xml:space="preserve"> </w:t>
-            </w:r>
-            <w:proofErr w:type="spellStart"/>
-            <w:r>
-              <w:rPr>
-                <w:b/>
-                <w:bCs/>
-                <w:lang w:val="en-001"/>
-              </w:rPr>
-              <w:t>Situação</w:t>
-            </w:r>
-            <w:proofErr w:type="spellEnd"/>
-            <w:r>
-              <w:rPr>
-                <w:b/>
-                <w:bCs/>
-                <w:lang w:val="en-001"/>
-              </w:rPr>
-              <w:t xml:space="preserve"> </w:t>
-            </w:r>
-            <w:proofErr w:type="spellStart"/>
-            <w:r>
-              <w:rPr>
-                <w:b/>
-                <w:bCs/>
-                <w:lang w:val="en-001"/>
-              </w:rPr>
-              <w:t>atual</w:t>
-            </w:r>
-            <w:proofErr w:type="spellEnd"/>
-          </w:p>
-          <w:p>
-            <w:pPr>
-              <w:numPr>
-                <w:ilvl w:val="0"/>
-                <w:numId w:val="24"/>
-              </w:numPr>
-              <w:spacing w:before="40" w:after="40"/>
-              <w:rPr>
-                <w:lang w:val="en-001"/>
-              </w:rPr>
-            </w:pPr>
-            <w:r>
-              <w:rPr>
-                <w:lang w:val="en-001"/>
-              </w:rPr>
-              <w:t xml:space="preserve">A </w:t>
-            </w:r>
-            <w:proofErr w:type="spellStart"/>
-            <w:r>
-              <w:rPr>
-                <w:lang w:val="en-001"/>
-              </w:rPr>
-              <w:t>Fact_Precipitation_Monthly</w:t>
-            </w:r>
-            <w:proofErr w:type="spellEnd"/>
-            <w:r>
-              <w:rPr>
-                <w:lang w:val="en-001"/>
-              </w:rPr>
-              <w:t xml:space="preserve"> </w:t>
-            </w:r>
-            <w:proofErr w:type="spellStart"/>
-            <w:r>
-              <w:rPr>
-                <w:lang w:val="en-001"/>
-              </w:rPr>
-              <w:t>contém</w:t>
-            </w:r>
-            <w:proofErr w:type="spellEnd"/>
-            <w:r>
-              <w:rPr>
-                <w:lang w:val="en-001"/>
-              </w:rPr>
-              <w:t xml:space="preserve"> </w:t>
-            </w:r>
-            <w:proofErr w:type="spellStart"/>
-            <w:r>
-              <w:rPr>
-                <w:b/>
-                <w:bCs/>
-                <w:lang w:val="en-001"/>
-              </w:rPr>
-              <w:t>ClimateIDs</w:t>
-            </w:r>
-            <w:proofErr w:type="spellEnd"/>
-            <w:r>
-              <w:rPr>
-                <w:b/>
-                <w:bCs/>
-                <w:lang w:val="en-001"/>
-              </w:rPr>
-              <w:t xml:space="preserve"> </w:t>
-            </w:r>
-            <w:proofErr w:type="spellStart"/>
-            <w:r>
-              <w:rPr>
-                <w:b/>
-                <w:bCs/>
-                <w:lang w:val="en-001"/>
-              </w:rPr>
-              <w:t>que</w:t>
-            </w:r>
-            <w:proofErr w:type="spellEnd"/>
-            <w:r>
-              <w:rPr>
-                <w:b/>
-                <w:bCs/>
-                <w:lang w:val="en-001"/>
-              </w:rPr>
-              <w:t xml:space="preserve"> </w:t>
-            </w:r>
-            <w:proofErr w:type="spellStart"/>
-            <w:r>
-              <w:rPr>
-                <w:b/>
-                <w:bCs/>
-                <w:lang w:val="en-001"/>
-              </w:rPr>
-              <w:t>não</w:t>
-            </w:r>
-            <w:proofErr w:type="spellEnd"/>
-            <w:r>
-              <w:rPr>
-                <w:b/>
-                <w:bCs/>
-                <w:lang w:val="en-001"/>
-              </w:rPr>
-              <w:t xml:space="preserve"> </w:t>
-            </w:r>
-            <w:proofErr w:type="spellStart"/>
-            <w:r>
-              <w:rPr>
-                <w:b/>
-                <w:bCs/>
-                <w:lang w:val="en-001"/>
-              </w:rPr>
-              <w:t>existem</w:t>
-            </w:r>
-            <w:proofErr w:type="spellEnd"/>
-            <w:r>
-              <w:rPr>
-                <w:b/>
-                <w:bCs/>
-                <w:lang w:val="en-001"/>
-              </w:rPr>
-              <w:t xml:space="preserve"> </w:t>
-            </w:r>
-            <w:proofErr w:type="spellStart"/>
-            <w:r>
-              <w:rPr>
-                <w:b/>
-                <w:bCs/>
-                <w:lang w:val="en-001"/>
-              </w:rPr>
-              <w:t>na</w:t>
-            </w:r>
-            <w:proofErr w:type="spellEnd"/>
-            <w:r>
-              <w:rPr>
-                <w:b/>
-                <w:bCs/>
-                <w:lang w:val="en-001"/>
-              </w:rPr>
-              <w:t xml:space="preserve"> </w:t>
-            </w:r>
-            <w:proofErr w:type="spellStart"/>
-            <w:r>
-              <w:rPr>
-                <w:b/>
-                <w:bCs/>
-                <w:lang w:val="en-001"/>
-              </w:rPr>
-              <w:t>Dim_Station</w:t>
-            </w:r>
-            <w:proofErr w:type="spellEnd"/>
-          </w:p>
-          <w:p>
-            <w:pPr>
-              <w:numPr>
-                <w:ilvl w:val="0"/>
-                <w:numId w:val="24"/>
-              </w:numPr>
-              <w:spacing w:before="40" w:after="40"/>
-              <w:rPr>
-                <w:lang w:val="en-001"/>
-              </w:rPr>
-            </w:pPr>
-            <w:proofErr w:type="spellStart"/>
-            <w:r>
-              <w:rPr>
-                <w:lang w:val="en-001"/>
-              </w:rPr>
-              <w:t>Isso</w:t>
-            </w:r>
-            <w:proofErr w:type="spellEnd"/>
-            <w:r>
-              <w:rPr>
-                <w:lang w:val="en-001"/>
-              </w:rPr>
-              <w:t xml:space="preserve"> </w:t>
-            </w:r>
-            <w:proofErr w:type="spellStart"/>
-            <w:r>
-              <w:rPr>
-                <w:lang w:val="en-001"/>
-              </w:rPr>
-              <w:t>gera</w:t>
-            </w:r>
-            <w:proofErr w:type="spellEnd"/>
-            <w:r>
-              <w:rPr>
-                <w:lang w:val="en-001"/>
-              </w:rPr>
-              <w:t xml:space="preserve">: </w:t>
-            </w:r>
-          </w:p>
-          <w:p>
-            <w:pPr>
-              <w:numPr>
-                <w:ilvl w:val="1"/>
-                <w:numId w:val="24"/>
-              </w:numPr>
-              <w:spacing w:before="40" w:after="40"/>
-              <w:rPr>
-                <w:lang w:val="en-001"/>
-              </w:rPr>
-            </w:pPr>
-            <w:r>
-              <w:rPr>
-                <w:lang w:val="en-001"/>
-              </w:rPr>
-              <w:t xml:space="preserve">(Blank) </w:t>
-            </w:r>
-            <w:proofErr w:type="spellStart"/>
-            <w:r>
-              <w:rPr>
-                <w:lang w:val="en-001"/>
-              </w:rPr>
-              <w:t>em</w:t>
-            </w:r>
-            <w:proofErr w:type="spellEnd"/>
-            <w:r>
-              <w:rPr>
-                <w:lang w:val="en-001"/>
-              </w:rPr>
-              <w:t xml:space="preserve"> Province (groups)</w:t>
-            </w:r>
-          </w:p>
-          <w:p>
-            <w:pPr>
-              <w:numPr>
-                <w:ilvl w:val="1"/>
-                <w:numId w:val="24"/>
-              </w:numPr>
-              <w:spacing w:before="40" w:after="40"/>
-              <w:rPr>
-                <w:lang w:val="en-001"/>
-              </w:rPr>
-            </w:pPr>
-            <w:proofErr w:type="spellStart"/>
-            <w:r>
-              <w:rPr>
-                <w:lang w:val="en-001"/>
-              </w:rPr>
-              <w:t>valores</w:t>
-            </w:r>
-            <w:proofErr w:type="spellEnd"/>
-            <w:r>
-              <w:rPr>
-                <w:lang w:val="en-001"/>
-              </w:rPr>
-              <w:t xml:space="preserve"> de </w:t>
-            </w:r>
-            <w:proofErr w:type="spellStart"/>
-            <w:r>
-              <w:rPr>
-                <w:lang w:val="en-001"/>
-              </w:rPr>
-              <w:t>precipitação</w:t>
-            </w:r>
-            <w:proofErr w:type="spellEnd"/>
-            <w:r>
-              <w:rPr>
-                <w:lang w:val="en-001"/>
-              </w:rPr>
-              <w:t xml:space="preserve"> </w:t>
-            </w:r>
-            <w:proofErr w:type="spellStart"/>
-            <w:r>
-              <w:rPr>
-                <w:lang w:val="en-001"/>
-              </w:rPr>
-              <w:t>indo</w:t>
-            </w:r>
-            <w:proofErr w:type="spellEnd"/>
-            <w:r>
-              <w:rPr>
-                <w:lang w:val="en-001"/>
-              </w:rPr>
-              <w:t xml:space="preserve"> para bucket </w:t>
-            </w:r>
-            <w:proofErr w:type="spellStart"/>
-            <w:r>
-              <w:rPr>
-                <w:lang w:val="en-001"/>
-              </w:rPr>
-              <w:t>órfão</w:t>
-            </w:r>
-            <w:proofErr w:type="spellEnd"/>
-          </w:p>
-          <w:p>
-            <w:pPr>
-              <w:numPr>
-                <w:ilvl w:val="0"/>
-                <w:numId w:val="24"/>
-              </w:numPr>
-              <w:spacing w:before="40" w:after="40"/>
-              <w:rPr>
-                <w:lang w:val="en-001"/>
-              </w:rPr>
-            </w:pPr>
-            <w:r>
-              <w:rPr>
-                <w:lang w:val="en-001"/>
-              </w:rPr>
-              <w:t xml:space="preserve">O </w:t>
-            </w:r>
-            <w:proofErr w:type="spellStart"/>
-            <w:r>
-              <w:rPr>
-                <w:lang w:val="en-001"/>
-              </w:rPr>
-              <w:t>diagnóstico</w:t>
-            </w:r>
-            <w:proofErr w:type="spellEnd"/>
-            <w:r>
-              <w:rPr>
-                <w:lang w:val="en-001"/>
-              </w:rPr>
-              <w:t xml:space="preserve"> </w:t>
-            </w:r>
-            <w:proofErr w:type="spellStart"/>
-            <w:r>
-              <w:rPr>
-                <w:lang w:val="en-001"/>
-              </w:rPr>
-              <w:t>já</w:t>
-            </w:r>
-            <w:proofErr w:type="spellEnd"/>
-            <w:r>
-              <w:rPr>
-                <w:lang w:val="en-001"/>
-              </w:rPr>
-              <w:t xml:space="preserve"> </w:t>
-            </w:r>
-            <w:proofErr w:type="spellStart"/>
-            <w:r>
-              <w:rPr>
-                <w:lang w:val="en-001"/>
-              </w:rPr>
-              <w:t>foi</w:t>
-            </w:r>
-            <w:proofErr w:type="spellEnd"/>
-            <w:r>
-              <w:rPr>
-                <w:lang w:val="en-001"/>
-              </w:rPr>
-              <w:t xml:space="preserve"> </w:t>
-            </w:r>
-            <w:proofErr w:type="spellStart"/>
-            <w:r>
-              <w:rPr>
-                <w:lang w:val="en-001"/>
-              </w:rPr>
-              <w:t>confirmado</w:t>
-            </w:r>
-            <w:proofErr w:type="spellEnd"/>
-            <w:r>
-              <w:rPr>
-                <w:lang w:val="en-001"/>
-              </w:rPr>
-              <w:t xml:space="preserve"> com visual de QA </w:t>
-            </w:r>
-            <w:r>
-              <w:rPr>
-                <w:rFonts w:ascii="Segoe UI Emoji" w:hAnsi="Segoe UI Emoji" w:cs="Segoe UI Emoji"/>
-                <w:lang w:val="en-001"/>
-              </w:rPr>
-              <w:t>✅</w:t>
-            </w:r>
-          </w:p>
-          <w:p>
-            <w:pPr>
-              <w:spacing w:before="40" w:after="40"/>
-              <w:rPr>
-                <w:b/>
-                <w:bCs/>
-                <w:lang w:val="en-001"/>
-              </w:rPr>
-            </w:pPr>
-            <w:r>
-              <w:rPr>
-                <w:rFonts w:ascii="Segoe UI Emoji" w:hAnsi="Segoe UI Emoji" w:cs="Segoe UI Emoji"/>
-                <w:b/>
-                <w:bCs/>
-                <w:lang w:val="en-001"/>
-              </w:rPr>
-              <w:t>🔧</w:t>
-            </w:r>
-            <w:r>
-              <w:rPr>
-                <w:b/>
-                <w:bCs/>
-                <w:lang w:val="en-001"/>
-              </w:rPr>
-              <w:t xml:space="preserve"> O </w:t>
-            </w:r>
-            <w:proofErr w:type="spellStart"/>
-            <w:r>
-              <w:rPr>
-                <w:b/>
-                <w:bCs/>
-                <w:lang w:val="en-001"/>
-              </w:rPr>
-              <w:t>que</w:t>
-            </w:r>
-            <w:proofErr w:type="spellEnd"/>
-            <w:r>
-              <w:rPr>
-                <w:b/>
-                <w:bCs/>
-                <w:lang w:val="en-001"/>
-              </w:rPr>
-              <w:t xml:space="preserve"> </w:t>
-            </w:r>
-            <w:proofErr w:type="spellStart"/>
-            <w:r>
-              <w:rPr>
-                <w:b/>
-                <w:bCs/>
-                <w:lang w:val="en-001"/>
-              </w:rPr>
-              <w:t>fazer</w:t>
-            </w:r>
-            <w:proofErr w:type="spellEnd"/>
-            <w:r>
-              <w:rPr>
-                <w:b/>
-                <w:bCs/>
-                <w:lang w:val="en-001"/>
-              </w:rPr>
-              <w:t xml:space="preserve"> </w:t>
-            </w:r>
-            <w:proofErr w:type="spellStart"/>
-            <w:r>
-              <w:rPr>
-                <w:b/>
-                <w:bCs/>
-                <w:lang w:val="en-001"/>
-              </w:rPr>
-              <w:t>amanhã</w:t>
-            </w:r>
-            <w:proofErr w:type="spellEnd"/>
-          </w:p>
-          <w:p>
-            <w:pPr>
-              <w:numPr>
-                <w:ilvl w:val="0"/>
-                <w:numId w:val="25"/>
-              </w:numPr>
-              <w:spacing w:before="40" w:after="40"/>
-              <w:rPr>
-                <w:lang w:val="en-001"/>
-              </w:rPr>
-            </w:pPr>
-            <w:r>
-              <w:rPr>
-                <w:b/>
-                <w:bCs/>
-                <w:lang w:val="en-001"/>
-              </w:rPr>
-              <w:t>Power Query</w:t>
-            </w:r>
-            <w:r>
-              <w:rPr>
-                <w:lang w:val="en-001"/>
-              </w:rPr>
-              <w:t xml:space="preserve">: </w:t>
-            </w:r>
-          </w:p>
-          <w:p>
-            <w:pPr>
-              <w:numPr>
-                <w:ilvl w:val="1"/>
-                <w:numId w:val="25"/>
-              </w:numPr>
-              <w:spacing w:before="40" w:after="40"/>
-              <w:rPr>
-                <w:lang w:val="en-001"/>
-              </w:rPr>
-            </w:pPr>
-            <w:r>
-              <w:rPr>
-                <w:lang w:val="en-001"/>
-              </w:rPr>
-              <w:t xml:space="preserve">Fazer </w:t>
-            </w:r>
-            <w:r>
-              <w:rPr>
-                <w:b/>
-                <w:bCs/>
-                <w:lang w:val="en-001"/>
-              </w:rPr>
-              <w:t>merge</w:t>
-            </w:r>
-            <w:r>
-              <w:rPr>
-                <w:lang w:val="en-001"/>
-              </w:rPr>
-              <w:t xml:space="preserve"> entre: </w:t>
-            </w:r>
-          </w:p>
-          <w:p>
-            <w:pPr>
-              <w:numPr>
-                <w:ilvl w:val="1"/>
-                <w:numId w:val="25"/>
-              </w:numPr>
-              <w:spacing w:before="40" w:after="40"/>
-              <w:rPr>
-                <w:lang w:val="en-001"/>
-              </w:rPr>
-            </w:pPr>
-            <w:proofErr w:type="spellStart"/>
-            <w:r>
-              <w:rPr>
-                <w:lang w:val="en-001"/>
-              </w:rPr>
-              <w:t>Fact_Precipitation_Monthly</w:t>
-            </w:r>
-            <w:proofErr w:type="spellEnd"/>
-            <w:r>
-              <w:rPr>
-                <w:lang w:val="en-001"/>
-              </w:rPr>
-              <w:t>[</w:t>
-            </w:r>
-            <w:proofErr w:type="spellStart"/>
-            <w:r>
-              <w:rPr>
-                <w:lang w:val="en-001"/>
-              </w:rPr>
-              <w:t>ClimateID</w:t>
-            </w:r>
-            <w:proofErr w:type="spellEnd"/>
-            <w:r>
-              <w:rPr>
-                <w:lang w:val="en-001"/>
-              </w:rPr>
-              <w:t>]</w:t>
-            </w:r>
-          </w:p>
-          <w:p>
-            <w:pPr>
-              <w:numPr>
-                <w:ilvl w:val="1"/>
-                <w:numId w:val="25"/>
-              </w:numPr>
-              <w:spacing w:before="40" w:after="40"/>
-              <w:rPr>
-                <w:lang w:val="en-001"/>
-              </w:rPr>
-            </w:pPr>
-            <w:proofErr w:type="spellStart"/>
-            <w:r>
-              <w:rPr>
-                <w:lang w:val="en-001"/>
-              </w:rPr>
-              <w:t>Dim_Station</w:t>
-            </w:r>
-            <w:proofErr w:type="spellEnd"/>
-            <w:r>
-              <w:rPr>
-                <w:lang w:val="en-001"/>
-              </w:rPr>
-              <w:t>[</w:t>
-            </w:r>
-            <w:proofErr w:type="spellStart"/>
-            <w:r>
-              <w:rPr>
-                <w:lang w:val="en-001"/>
-              </w:rPr>
-              <w:t>ClimateID</w:t>
-            </w:r>
-            <w:proofErr w:type="spellEnd"/>
-            <w:r>
-              <w:rPr>
-                <w:lang w:val="en-001"/>
-              </w:rPr>
-              <w:t>]</w:t>
-            </w:r>
-          </w:p>
-          <w:p>
-            <w:pPr>
-              <w:numPr>
-                <w:ilvl w:val="1"/>
-                <w:numId w:val="25"/>
-              </w:numPr>
-              <w:spacing w:before="40" w:after="40"/>
-              <w:rPr>
-                <w:lang w:val="en-001"/>
-              </w:rPr>
-            </w:pPr>
-            <w:r>
-              <w:rPr>
-                <w:lang w:val="en-001"/>
-              </w:rPr>
-              <w:t xml:space="preserve">Usar </w:t>
-            </w:r>
-            <w:r>
-              <w:rPr>
-                <w:b/>
-                <w:bCs/>
-                <w:lang w:val="en-001"/>
-              </w:rPr>
-              <w:t>Inner Join</w:t>
-            </w:r>
-            <w:r>
-              <w:rPr>
-                <w:lang w:val="en-001"/>
-              </w:rPr>
-              <w:t xml:space="preserve"> (</w:t>
-            </w:r>
-            <w:proofErr w:type="spellStart"/>
-            <w:r>
-              <w:rPr>
-                <w:lang w:val="en-001"/>
-              </w:rPr>
-              <w:t>ou</w:t>
-            </w:r>
-            <w:proofErr w:type="spellEnd"/>
-            <w:r>
-              <w:rPr>
-                <w:lang w:val="en-001"/>
-              </w:rPr>
-              <w:t xml:space="preserve"> remover </w:t>
-            </w:r>
-            <w:proofErr w:type="spellStart"/>
-            <w:r>
-              <w:rPr>
-                <w:lang w:val="en-001"/>
-              </w:rPr>
-              <w:t>linhas</w:t>
-            </w:r>
-            <w:proofErr w:type="spellEnd"/>
-            <w:r>
-              <w:rPr>
-                <w:lang w:val="en-001"/>
-              </w:rPr>
-              <w:t xml:space="preserve"> </w:t>
-            </w:r>
-            <w:proofErr w:type="spellStart"/>
-            <w:r>
-              <w:rPr>
-                <w:lang w:val="en-001"/>
-              </w:rPr>
-              <w:t>sem</w:t>
-            </w:r>
-            <w:proofErr w:type="spellEnd"/>
-            <w:r>
-              <w:rPr>
-                <w:lang w:val="en-001"/>
-              </w:rPr>
-              <w:t xml:space="preserve"> match)</w:t>
-            </w:r>
-          </w:p>
-          <w:p>
-            <w:pPr>
-              <w:numPr>
-                <w:ilvl w:val="0"/>
-                <w:numId w:val="25"/>
-              </w:numPr>
-              <w:spacing w:before="40" w:after="40"/>
-              <w:rPr>
-                <w:lang w:val="en-001"/>
-              </w:rPr>
-            </w:pPr>
-            <w:proofErr w:type="spellStart"/>
-            <w:r>
-              <w:rPr>
-                <w:lang w:val="en-001"/>
-              </w:rPr>
-              <w:t>Resultado</w:t>
-            </w:r>
-            <w:proofErr w:type="spellEnd"/>
-            <w:r>
-              <w:rPr>
-                <w:lang w:val="en-001"/>
-              </w:rPr>
-              <w:t xml:space="preserve"> </w:t>
-            </w:r>
-            <w:proofErr w:type="spellStart"/>
-            <w:r>
-              <w:rPr>
-                <w:lang w:val="en-001"/>
-              </w:rPr>
-              <w:t>esperado</w:t>
-            </w:r>
-            <w:proofErr w:type="spellEnd"/>
-            <w:r>
-              <w:rPr>
-                <w:lang w:val="en-001"/>
-              </w:rPr>
-              <w:t xml:space="preserve">: </w:t>
-            </w:r>
-          </w:p>
-          <w:p>
-            <w:pPr>
-              <w:numPr>
-                <w:ilvl w:val="1"/>
-                <w:numId w:val="25"/>
-              </w:numPr>
-              <w:spacing w:before="40" w:after="40"/>
-              <w:rPr>
-                <w:lang w:val="en-001"/>
-              </w:rPr>
-            </w:pPr>
-            <w:r>
-              <w:rPr>
-                <w:lang w:val="en-001"/>
-              </w:rPr>
-              <w:t xml:space="preserve">Fact </w:t>
-            </w:r>
-            <w:proofErr w:type="spellStart"/>
-            <w:r>
-              <w:rPr>
-                <w:lang w:val="en-001"/>
-              </w:rPr>
-              <w:t>só</w:t>
-            </w:r>
-            <w:proofErr w:type="spellEnd"/>
-            <w:r>
-              <w:rPr>
-                <w:lang w:val="en-001"/>
-              </w:rPr>
-              <w:t xml:space="preserve"> com </w:t>
-            </w:r>
-            <w:proofErr w:type="spellStart"/>
-            <w:r>
-              <w:rPr>
-                <w:lang w:val="en-001"/>
-              </w:rPr>
-              <w:t>estações</w:t>
-            </w:r>
-            <w:proofErr w:type="spellEnd"/>
-            <w:r>
-              <w:rPr>
-                <w:lang w:val="en-001"/>
-              </w:rPr>
-              <w:t xml:space="preserve"> </w:t>
-            </w:r>
-            <w:proofErr w:type="spellStart"/>
-            <w:r>
-              <w:rPr>
-                <w:lang w:val="en-001"/>
-              </w:rPr>
-              <w:t>válidas</w:t>
-            </w:r>
-            <w:proofErr w:type="spellEnd"/>
-          </w:p>
-          <w:p>
-            <w:pPr>
-              <w:numPr>
-                <w:ilvl w:val="1"/>
-                <w:numId w:val="25"/>
-              </w:numPr>
-              <w:spacing w:before="40" w:after="40"/>
-              <w:rPr>
-                <w:lang w:val="en-001"/>
-              </w:rPr>
-            </w:pPr>
-            <w:proofErr w:type="spellStart"/>
-            <w:r>
-              <w:rPr>
-                <w:lang w:val="en-001"/>
-              </w:rPr>
-              <w:t>Nenhum</w:t>
-            </w:r>
-            <w:proofErr w:type="spellEnd"/>
-            <w:r>
-              <w:rPr>
-                <w:lang w:val="en-001"/>
-              </w:rPr>
-              <w:t xml:space="preserve"> (Blank) </w:t>
-            </w:r>
-            <w:proofErr w:type="spellStart"/>
-            <w:r>
-              <w:rPr>
-                <w:lang w:val="en-001"/>
-              </w:rPr>
-              <w:t>em</w:t>
-            </w:r>
-            <w:proofErr w:type="spellEnd"/>
-            <w:r>
-              <w:rPr>
-                <w:lang w:val="en-001"/>
-              </w:rPr>
-              <w:t xml:space="preserve"> Province / Province (groups)</w:t>
-            </w:r>
-          </w:p>
-          <w:p>
-            <w:pPr>
-              <w:numPr>
-                <w:ilvl w:val="1"/>
-                <w:numId w:val="25"/>
-              </w:numPr>
-              <w:spacing w:before="40" w:after="40"/>
-              <w:rPr>
-                <w:lang w:val="en-001"/>
-              </w:rPr>
-            </w:pPr>
-            <w:proofErr w:type="spellStart"/>
-            <w:r>
-              <w:rPr>
-                <w:lang w:val="en-001"/>
-              </w:rPr>
-              <w:t>Precipitação</w:t>
-            </w:r>
-            <w:proofErr w:type="spellEnd"/>
-            <w:r>
-              <w:rPr>
-                <w:lang w:val="en-001"/>
-              </w:rPr>
-              <w:t xml:space="preserve"> </w:t>
-            </w:r>
-            <w:proofErr w:type="spellStart"/>
-            <w:r>
-              <w:rPr>
-                <w:lang w:val="en-001"/>
-              </w:rPr>
-              <w:t>agregando</w:t>
-            </w:r>
-            <w:proofErr w:type="spellEnd"/>
-            <w:r>
-              <w:rPr>
-                <w:lang w:val="en-001"/>
-              </w:rPr>
-              <w:t xml:space="preserve"> </w:t>
-            </w:r>
-            <w:proofErr w:type="spellStart"/>
-            <w:r>
-              <w:rPr>
-                <w:lang w:val="en-001"/>
-              </w:rPr>
-              <w:t>corretamente</w:t>
-            </w:r>
-            <w:proofErr w:type="spellEnd"/>
-            <w:r>
-              <w:rPr>
-                <w:lang w:val="en-001"/>
-              </w:rPr>
-              <w:t xml:space="preserve"> </w:t>
-            </w:r>
-            <w:proofErr w:type="spellStart"/>
-            <w:r>
-              <w:rPr>
-                <w:lang w:val="en-001"/>
-              </w:rPr>
-              <w:t>por</w:t>
-            </w:r>
-            <w:proofErr w:type="spellEnd"/>
-            <w:r>
-              <w:rPr>
-                <w:lang w:val="en-001"/>
-              </w:rPr>
-              <w:t xml:space="preserve"> Province</w:t>
-            </w:r>
-          </w:p>
-          <w:p>
-            <w:pPr>
-              <w:spacing w:before="40" w:after="40"/>
-              <w:rPr>
-                <w:lang w:val="en-001"/>
-              </w:rPr>
-            </w:pPr>
-            <w:r>
-              <w:rPr>
-                <w:rFonts w:ascii="Segoe UI Emoji" w:hAnsi="Segoe UI Emoji" w:cs="Segoe UI Emoji"/>
-                <w:lang w:val="en-001"/>
-              </w:rPr>
-              <w:lastRenderedPageBreak/>
-              <w:t>📌</w:t>
-            </w:r>
-            <w:r>
-              <w:rPr>
-                <w:lang w:val="en-001"/>
-              </w:rPr>
-              <w:t xml:space="preserve"> </w:t>
-            </w:r>
-            <w:r>
-              <w:rPr>
-                <w:b/>
-                <w:bCs/>
-                <w:lang w:val="en-001"/>
-              </w:rPr>
-              <w:t xml:space="preserve">Essa é a principal </w:t>
-            </w:r>
-            <w:proofErr w:type="spellStart"/>
-            <w:r>
-              <w:rPr>
-                <w:b/>
-                <w:bCs/>
-                <w:lang w:val="en-001"/>
-              </w:rPr>
-              <w:t>tarefa</w:t>
-            </w:r>
-            <w:proofErr w:type="spellEnd"/>
-            <w:r>
-              <w:rPr>
-                <w:b/>
-                <w:bCs/>
-                <w:lang w:val="en-001"/>
-              </w:rPr>
-              <w:t xml:space="preserve"> </w:t>
-            </w:r>
-            <w:proofErr w:type="spellStart"/>
-            <w:r>
-              <w:rPr>
-                <w:b/>
-                <w:bCs/>
-                <w:lang w:val="en-001"/>
-              </w:rPr>
-              <w:t>técnica</w:t>
-            </w:r>
-            <w:proofErr w:type="spellEnd"/>
-            <w:r>
-              <w:rPr>
-                <w:b/>
-                <w:bCs/>
-                <w:lang w:val="en-001"/>
-              </w:rPr>
-              <w:t xml:space="preserve"> de </w:t>
-            </w:r>
-            <w:proofErr w:type="spellStart"/>
-            <w:r>
-              <w:rPr>
-                <w:b/>
-                <w:bCs/>
-                <w:lang w:val="en-001"/>
-              </w:rPr>
-              <w:t>amanhã</w:t>
-            </w:r>
-            <w:proofErr w:type="spellEnd"/>
-            <w:r>
-              <w:rPr>
-                <w:b/>
-                <w:bCs/>
-                <w:lang w:val="en-001"/>
-              </w:rPr>
-              <w:t>.</w:t>
-            </w:r>
-          </w:p>
-          <w:p>
-            <w:pPr>
-              <w:spacing w:before="40" w:after="40"/>
-              <w:rPr>
-                <w:lang w:val="en-001"/>
-              </w:rPr>
-            </w:pPr>
-            <w:r>
-              <w:rPr>
-                <w:lang w:val="en-001"/>
-              </w:rPr>
-              <w:pict w14:anchorId="194EA836">
-                <v:rect id="_x0000_i1069" style="width:0;height:1.5pt" o:hralign="center" o:hrstd="t" o:hr="t" fillcolor="#a0a0a0" stroked="f"/>
-              </w:pict>
-            </w:r>
-          </w:p>
-          <w:p>
-            <w:pPr>
-              <w:spacing w:before="40" w:after="40"/>
-              <w:rPr>
-                <w:b/>
-                <w:bCs/>
-                <w:lang w:val="en-001"/>
-              </w:rPr>
-            </w:pPr>
-            <w:r>
-              <w:rPr>
-                <w:rFonts w:ascii="Segoe UI Emoji" w:hAnsi="Segoe UI Emoji" w:cs="Segoe UI Emoji"/>
-                <w:b/>
-                <w:bCs/>
-                <w:lang w:val="en-001"/>
-              </w:rPr>
-              <w:t>🟡</w:t>
-            </w:r>
-            <w:r>
-              <w:rPr>
-                <w:b/>
-                <w:bCs/>
-                <w:lang w:val="en-001"/>
-              </w:rPr>
-              <w:t xml:space="preserve"> 2️</w:t>
-            </w:r>
-            <w:r>
-              <w:rPr>
-                <w:rFonts w:ascii="Segoe UI Symbol" w:hAnsi="Segoe UI Symbol" w:cs="Segoe UI Symbol"/>
-                <w:b/>
-                <w:bCs/>
-                <w:lang w:val="en-001"/>
-              </w:rPr>
-              <w:t>⃣</w:t>
-            </w:r>
-            <w:r>
-              <w:rPr>
-                <w:b/>
-                <w:bCs/>
-                <w:lang w:val="en-001"/>
-              </w:rPr>
-              <w:t xml:space="preserve"> </w:t>
-            </w:r>
-            <w:proofErr w:type="spellStart"/>
-            <w:r>
-              <w:rPr>
-                <w:b/>
-                <w:bCs/>
-                <w:lang w:val="en-001"/>
-              </w:rPr>
-              <w:t>Revalidar</w:t>
-            </w:r>
-            <w:proofErr w:type="spellEnd"/>
-            <w:r>
-              <w:rPr>
-                <w:b/>
-                <w:bCs/>
-                <w:lang w:val="en-001"/>
-              </w:rPr>
-              <w:t xml:space="preserve"> QA visual de </w:t>
-            </w:r>
-            <w:proofErr w:type="spellStart"/>
-            <w:r>
-              <w:rPr>
-                <w:b/>
-                <w:bCs/>
-                <w:lang w:val="en-001"/>
-              </w:rPr>
-              <w:t>precipitação</w:t>
-            </w:r>
-            <w:proofErr w:type="spellEnd"/>
-            <w:r>
-              <w:rPr>
-                <w:b/>
-                <w:bCs/>
-                <w:lang w:val="en-001"/>
-              </w:rPr>
-              <w:t xml:space="preserve"> (</w:t>
-            </w:r>
-            <w:proofErr w:type="spellStart"/>
-            <w:r>
-              <w:rPr>
-                <w:b/>
-                <w:bCs/>
-                <w:lang w:val="en-001"/>
-              </w:rPr>
-              <w:t>depois</w:t>
-            </w:r>
-            <w:proofErr w:type="spellEnd"/>
-            <w:r>
-              <w:rPr>
-                <w:b/>
-                <w:bCs/>
-                <w:lang w:val="en-001"/>
-              </w:rPr>
-              <w:t xml:space="preserve"> do merge)</w:t>
-            </w:r>
-          </w:p>
-          <w:p>
-            <w:pPr>
-              <w:spacing w:before="40" w:after="40"/>
-              <w:rPr>
-                <w:lang w:val="en-001"/>
-              </w:rPr>
-            </w:pPr>
-            <w:proofErr w:type="spellStart"/>
-            <w:r>
-              <w:rPr>
-                <w:lang w:val="en-001"/>
-              </w:rPr>
-              <w:t>Depois</w:t>
-            </w:r>
-            <w:proofErr w:type="spellEnd"/>
-            <w:r>
-              <w:rPr>
-                <w:lang w:val="en-001"/>
-              </w:rPr>
-              <w:t xml:space="preserve"> da </w:t>
-            </w:r>
-            <w:proofErr w:type="spellStart"/>
-            <w:r>
-              <w:rPr>
-                <w:lang w:val="en-001"/>
-              </w:rPr>
-              <w:t>limpeza</w:t>
-            </w:r>
-            <w:proofErr w:type="spellEnd"/>
-            <w:r>
-              <w:rPr>
-                <w:lang w:val="en-001"/>
-              </w:rPr>
-              <w:t xml:space="preserve"> da fact:</w:t>
-            </w:r>
-          </w:p>
-          <w:p>
-            <w:pPr>
-              <w:numPr>
-                <w:ilvl w:val="0"/>
-                <w:numId w:val="26"/>
-              </w:numPr>
-              <w:spacing w:before="40" w:after="40"/>
-              <w:rPr>
-                <w:lang w:val="en-001"/>
-              </w:rPr>
-            </w:pPr>
-            <w:r>
-              <w:rPr>
-                <w:rFonts w:ascii="Segoe UI Emoji" w:hAnsi="Segoe UI Emoji" w:cs="Segoe UI Emoji"/>
-                <w:lang w:val="en-001"/>
-              </w:rPr>
-              <w:t>✅</w:t>
-            </w:r>
-            <w:r>
-              <w:rPr>
-                <w:lang w:val="en-001"/>
-              </w:rPr>
-              <w:t xml:space="preserve"> Trend mensal </w:t>
-            </w:r>
-            <w:proofErr w:type="spellStart"/>
-            <w:r>
-              <w:rPr>
-                <w:lang w:val="en-001"/>
-              </w:rPr>
-              <w:t>por</w:t>
-            </w:r>
-            <w:proofErr w:type="spellEnd"/>
-            <w:r>
-              <w:rPr>
-                <w:lang w:val="en-001"/>
-              </w:rPr>
-              <w:t xml:space="preserve"> </w:t>
-            </w:r>
-            <w:proofErr w:type="spellStart"/>
-            <w:r>
-              <w:rPr>
-                <w:lang w:val="en-001"/>
-              </w:rPr>
-              <w:t>YearMonth</w:t>
-            </w:r>
-            <w:proofErr w:type="spellEnd"/>
-          </w:p>
-          <w:p>
-            <w:pPr>
-              <w:numPr>
-                <w:ilvl w:val="0"/>
-                <w:numId w:val="26"/>
-              </w:numPr>
-              <w:spacing w:before="40" w:after="40"/>
-              <w:rPr>
-                <w:lang w:val="en-001"/>
-              </w:rPr>
-            </w:pPr>
-            <w:r>
-              <w:rPr>
-                <w:rFonts w:ascii="Segoe UI Emoji" w:hAnsi="Segoe UI Emoji" w:cs="Segoe UI Emoji"/>
-                <w:lang w:val="en-001"/>
-              </w:rPr>
-              <w:t>✅</w:t>
-            </w:r>
-            <w:r>
-              <w:rPr>
-                <w:lang w:val="en-001"/>
-              </w:rPr>
-              <w:t xml:space="preserve"> </w:t>
-            </w:r>
-            <w:proofErr w:type="spellStart"/>
-            <w:r>
-              <w:rPr>
-                <w:lang w:val="en-001"/>
-              </w:rPr>
-              <w:t>Colunas</w:t>
-            </w:r>
-            <w:proofErr w:type="spellEnd"/>
-            <w:r>
-              <w:rPr>
-                <w:lang w:val="en-001"/>
-              </w:rPr>
-              <w:t xml:space="preserve"> </w:t>
-            </w:r>
-            <w:proofErr w:type="spellStart"/>
-            <w:r>
-              <w:rPr>
-                <w:lang w:val="en-001"/>
-              </w:rPr>
-              <w:t>por</w:t>
-            </w:r>
-            <w:proofErr w:type="spellEnd"/>
-            <w:r>
-              <w:rPr>
-                <w:lang w:val="en-001"/>
-              </w:rPr>
-              <w:t xml:space="preserve"> Province</w:t>
-            </w:r>
-          </w:p>
-          <w:p>
-            <w:pPr>
-              <w:numPr>
-                <w:ilvl w:val="0"/>
-                <w:numId w:val="26"/>
-              </w:numPr>
-              <w:spacing w:before="40" w:after="40"/>
-              <w:rPr>
-                <w:lang w:val="en-001"/>
-              </w:rPr>
-            </w:pPr>
-            <w:r>
-              <w:rPr>
-                <w:rFonts w:ascii="Segoe UI Emoji" w:hAnsi="Segoe UI Emoji" w:cs="Segoe UI Emoji"/>
-                <w:lang w:val="en-001"/>
-              </w:rPr>
-              <w:t>✅</w:t>
-            </w:r>
-            <w:r>
-              <w:rPr>
-                <w:lang w:val="en-001"/>
-              </w:rPr>
-              <w:t xml:space="preserve"> Teste </w:t>
-            </w:r>
-            <w:proofErr w:type="spellStart"/>
-            <w:r>
-              <w:rPr>
-                <w:lang w:val="en-001"/>
-              </w:rPr>
-              <w:t>por</w:t>
-            </w:r>
-            <w:proofErr w:type="spellEnd"/>
-            <w:r>
-              <w:rPr>
-                <w:lang w:val="en-001"/>
-              </w:rPr>
-              <w:t xml:space="preserve"> Province (groups): </w:t>
-            </w:r>
-            <w:proofErr w:type="spellStart"/>
-            <w:r>
-              <w:rPr>
-                <w:lang w:val="en-001"/>
-              </w:rPr>
-              <w:t>apenas</w:t>
-            </w:r>
-            <w:proofErr w:type="spellEnd"/>
-            <w:r>
-              <w:rPr>
-                <w:lang w:val="en-001"/>
-              </w:rPr>
-              <w:t xml:space="preserve"> </w:t>
-            </w:r>
-            <w:r>
-              <w:rPr>
-                <w:i/>
-                <w:iCs/>
-                <w:lang w:val="en-001"/>
-              </w:rPr>
-              <w:t>Atlantic Canada</w:t>
-            </w:r>
-          </w:p>
-          <w:p>
-            <w:pPr>
-              <w:numPr>
-                <w:ilvl w:val="0"/>
-                <w:numId w:val="26"/>
-              </w:numPr>
-              <w:spacing w:before="40" w:after="40"/>
-              <w:rPr>
-                <w:lang w:val="en-001"/>
-              </w:rPr>
-            </w:pPr>
-            <w:r>
-              <w:rPr>
-                <w:rFonts w:ascii="Segoe UI Emoji" w:hAnsi="Segoe UI Emoji" w:cs="Segoe UI Emoji"/>
-                <w:lang w:val="en-001"/>
-              </w:rPr>
-              <w:t>✅</w:t>
-            </w:r>
-            <w:r>
-              <w:rPr>
-                <w:lang w:val="en-001"/>
-              </w:rPr>
-              <w:t xml:space="preserve"> Table QA: </w:t>
-            </w:r>
-          </w:p>
-          <w:p>
-            <w:pPr>
-              <w:numPr>
-                <w:ilvl w:val="1"/>
-                <w:numId w:val="26"/>
-              </w:numPr>
-              <w:spacing w:before="40" w:after="40"/>
-              <w:rPr>
-                <w:lang w:val="en-001"/>
-              </w:rPr>
-            </w:pPr>
-            <w:r>
-              <w:rPr>
-                <w:lang w:val="en-001"/>
-              </w:rPr>
-              <w:t>Station Name</w:t>
-            </w:r>
-          </w:p>
-          <w:p>
-            <w:pPr>
-              <w:numPr>
-                <w:ilvl w:val="1"/>
-                <w:numId w:val="26"/>
-              </w:numPr>
-              <w:spacing w:before="40" w:after="40"/>
-              <w:rPr>
-                <w:lang w:val="en-001"/>
-              </w:rPr>
-            </w:pPr>
-            <w:r>
-              <w:rPr>
-                <w:lang w:val="en-001"/>
-              </w:rPr>
-              <w:t>Province</w:t>
-            </w:r>
-          </w:p>
-          <w:p>
-            <w:pPr>
-              <w:numPr>
-                <w:ilvl w:val="1"/>
-                <w:numId w:val="26"/>
-              </w:numPr>
-              <w:spacing w:before="40" w:after="40"/>
-              <w:rPr>
-                <w:lang w:val="en-001"/>
-              </w:rPr>
-            </w:pPr>
-            <w:r>
-              <w:rPr>
-                <w:lang w:val="en-001"/>
-              </w:rPr>
-              <w:t>SUM(</w:t>
-            </w:r>
-            <w:proofErr w:type="spellStart"/>
-            <w:r>
-              <w:rPr>
-                <w:lang w:val="en-001"/>
-              </w:rPr>
-              <w:t>Precipitation_mm</w:t>
-            </w:r>
-            <w:proofErr w:type="spellEnd"/>
-            <w:r>
-              <w:rPr>
-                <w:lang w:val="en-001"/>
-              </w:rPr>
-              <w:t>)</w:t>
-            </w:r>
-          </w:p>
-          <w:p>
-            <w:pPr>
-              <w:numPr>
-                <w:ilvl w:val="0"/>
-                <w:numId w:val="26"/>
-              </w:numPr>
-              <w:spacing w:before="40" w:after="40"/>
-              <w:rPr>
-                <w:lang w:val="en-001"/>
-              </w:rPr>
-            </w:pPr>
-            <w:r>
-              <w:rPr>
-                <w:rFonts w:ascii="Segoe UI Emoji" w:hAnsi="Segoe UI Emoji" w:cs="Segoe UI Emoji"/>
-                <w:lang w:val="en-001"/>
-              </w:rPr>
-              <w:t>✅</w:t>
-            </w:r>
-            <w:r>
-              <w:rPr>
-                <w:lang w:val="en-001"/>
-              </w:rPr>
-              <w:t xml:space="preserve"> </w:t>
-            </w:r>
-            <w:proofErr w:type="spellStart"/>
-            <w:r>
-              <w:rPr>
-                <w:lang w:val="en-001"/>
-              </w:rPr>
-              <w:t>Confirmar</w:t>
-            </w:r>
-            <w:proofErr w:type="spellEnd"/>
-            <w:r>
-              <w:rPr>
-                <w:lang w:val="en-001"/>
-              </w:rPr>
-              <w:t xml:space="preserve">: </w:t>
-            </w:r>
-          </w:p>
-          <w:p>
-            <w:pPr>
-              <w:numPr>
-                <w:ilvl w:val="1"/>
-                <w:numId w:val="26"/>
-              </w:numPr>
-              <w:spacing w:before="40" w:after="40"/>
-              <w:rPr>
-                <w:lang w:val="en-001"/>
-              </w:rPr>
-            </w:pPr>
-            <w:proofErr w:type="spellStart"/>
-            <w:r>
-              <w:rPr>
-                <w:lang w:val="en-001"/>
-              </w:rPr>
-              <w:t>valores</w:t>
-            </w:r>
-            <w:proofErr w:type="spellEnd"/>
-            <w:r>
-              <w:rPr>
-                <w:lang w:val="en-001"/>
-              </w:rPr>
-              <w:t xml:space="preserve"> </w:t>
-            </w:r>
-            <w:proofErr w:type="spellStart"/>
-            <w:r>
-              <w:rPr>
-                <w:lang w:val="en-001"/>
-              </w:rPr>
-              <w:t>diferentes</w:t>
-            </w:r>
-            <w:proofErr w:type="spellEnd"/>
-            <w:r>
-              <w:rPr>
-                <w:lang w:val="en-001"/>
-              </w:rPr>
-              <w:t xml:space="preserve"> </w:t>
-            </w:r>
-            <w:proofErr w:type="spellStart"/>
-            <w:r>
-              <w:rPr>
-                <w:lang w:val="en-001"/>
-              </w:rPr>
-              <w:t>por</w:t>
-            </w:r>
-            <w:proofErr w:type="spellEnd"/>
-            <w:r>
-              <w:rPr>
-                <w:lang w:val="en-001"/>
-              </w:rPr>
-              <w:t xml:space="preserve"> </w:t>
-            </w:r>
-            <w:proofErr w:type="spellStart"/>
-            <w:r>
-              <w:rPr>
-                <w:lang w:val="en-001"/>
-              </w:rPr>
-              <w:t>província</w:t>
-            </w:r>
-            <w:proofErr w:type="spellEnd"/>
-            <w:r>
-              <w:rPr>
-                <w:lang w:val="en-001"/>
-              </w:rPr>
-              <w:t xml:space="preserve"> (NL &gt; NS &gt; NB &gt; PE)</w:t>
-            </w:r>
-          </w:p>
-          <w:p>
-            <w:pPr>
-              <w:numPr>
-                <w:ilvl w:val="1"/>
-                <w:numId w:val="26"/>
-              </w:numPr>
-              <w:spacing w:before="40" w:after="40"/>
-              <w:rPr>
-                <w:lang w:val="en-001"/>
-              </w:rPr>
-            </w:pPr>
-            <w:proofErr w:type="spellStart"/>
-            <w:r>
-              <w:rPr>
-                <w:lang w:val="en-001"/>
-              </w:rPr>
-              <w:t>nenhum</w:t>
-            </w:r>
-            <w:proofErr w:type="spellEnd"/>
-            <w:r>
-              <w:rPr>
-                <w:lang w:val="en-001"/>
-              </w:rPr>
-              <w:t xml:space="preserve"> (Blank)</w:t>
-            </w:r>
-          </w:p>
-          <w:p>
-            <w:pPr>
-              <w:spacing w:before="40" w:after="40"/>
-              <w:rPr>
-                <w:lang w:val="en-001"/>
-              </w:rPr>
-            </w:pPr>
-            <w:r>
-              <w:rPr>
-                <w:rFonts w:ascii="Segoe UI Emoji" w:hAnsi="Segoe UI Emoji" w:cs="Segoe UI Emoji"/>
-                <w:lang w:val="en-001"/>
-              </w:rPr>
-              <w:t>👉</w:t>
-            </w:r>
-            <w:r>
-              <w:rPr>
-                <w:lang w:val="en-001"/>
-              </w:rPr>
-              <w:t xml:space="preserve"> Só </w:t>
-            </w:r>
-            <w:proofErr w:type="spellStart"/>
-            <w:r>
-              <w:rPr>
-                <w:lang w:val="en-001"/>
-              </w:rPr>
-              <w:t>marcar</w:t>
-            </w:r>
-            <w:proofErr w:type="spellEnd"/>
-            <w:r>
-              <w:rPr>
-                <w:lang w:val="en-001"/>
-              </w:rPr>
-              <w:t xml:space="preserve"> </w:t>
-            </w:r>
-            <w:proofErr w:type="spellStart"/>
-            <w:r>
-              <w:rPr>
-                <w:lang w:val="en-001"/>
-              </w:rPr>
-              <w:t>como</w:t>
-            </w:r>
-            <w:proofErr w:type="spellEnd"/>
-            <w:r>
-              <w:rPr>
-                <w:lang w:val="en-001"/>
-              </w:rPr>
-              <w:t xml:space="preserve"> </w:t>
-            </w:r>
-            <w:r>
-              <w:rPr>
-                <w:b/>
-                <w:bCs/>
-                <w:lang w:val="en-001"/>
-              </w:rPr>
-              <w:t>QA PASSOU</w:t>
-            </w:r>
-            <w:r>
-              <w:rPr>
-                <w:lang w:val="en-001"/>
-              </w:rPr>
-              <w:t xml:space="preserve"> </w:t>
-            </w:r>
-            <w:proofErr w:type="spellStart"/>
-            <w:r>
-              <w:rPr>
-                <w:lang w:val="en-001"/>
-              </w:rPr>
-              <w:t>depois</w:t>
-            </w:r>
-            <w:proofErr w:type="spellEnd"/>
-            <w:r>
-              <w:rPr>
-                <w:lang w:val="en-001"/>
-              </w:rPr>
-              <w:t xml:space="preserve"> </w:t>
-            </w:r>
-            <w:proofErr w:type="spellStart"/>
-            <w:r>
-              <w:rPr>
-                <w:lang w:val="en-001"/>
-              </w:rPr>
-              <w:t>disso</w:t>
-            </w:r>
-            <w:proofErr w:type="spellEnd"/>
-            <w:r>
-              <w:rPr>
-                <w:lang w:val="en-001"/>
-              </w:rPr>
-              <w:t>.</w:t>
-            </w:r>
-          </w:p>
-          <w:p>
-            <w:pPr>
-              <w:spacing w:before="40" w:after="40"/>
-              <w:rPr>
-                <w:lang w:val="en-001"/>
-              </w:rPr>
-            </w:pPr>
-            <w:r>
-              <w:rPr>
-                <w:lang w:val="en-001"/>
-              </w:rPr>
-              <w:pict w14:anchorId="7997D590">
-                <v:rect id="_x0000_i1070" style="width:0;height:1.5pt" o:hralign="center" o:hrstd="t" o:hr="t" fillcolor="#a0a0a0" stroked="f"/>
-              </w:pict>
-            </w:r>
-          </w:p>
-          <w:p>
-            <w:pPr>
-              <w:spacing w:before="40" w:after="40"/>
-              <w:rPr>
-                <w:b/>
-                <w:bCs/>
-                <w:lang w:val="en-001"/>
-              </w:rPr>
-            </w:pPr>
-            <w:r>
-              <w:rPr>
-                <w:rFonts w:ascii="Segoe UI Emoji" w:hAnsi="Segoe UI Emoji" w:cs="Segoe UI Emoji"/>
-                <w:b/>
-                <w:bCs/>
-                <w:lang w:val="en-001"/>
-              </w:rPr>
-              <w:t>🔴</w:t>
-            </w:r>
-            <w:r>
-              <w:rPr>
-                <w:b/>
-                <w:bCs/>
-                <w:lang w:val="en-001"/>
-              </w:rPr>
-              <w:t xml:space="preserve"> 3️</w:t>
-            </w:r>
-            <w:r>
-              <w:rPr>
-                <w:rFonts w:ascii="Segoe UI Symbol" w:hAnsi="Segoe UI Symbol" w:cs="Segoe UI Symbol"/>
-                <w:b/>
-                <w:bCs/>
-                <w:lang w:val="en-001"/>
-              </w:rPr>
-              <w:t>⃣</w:t>
-            </w:r>
-            <w:r>
-              <w:rPr>
-                <w:b/>
-                <w:bCs/>
-                <w:lang w:val="en-001"/>
-              </w:rPr>
-              <w:t xml:space="preserve"> </w:t>
-            </w:r>
-            <w:proofErr w:type="spellStart"/>
-            <w:r>
-              <w:rPr>
-                <w:b/>
-                <w:bCs/>
-                <w:lang w:val="en-001"/>
-              </w:rPr>
-              <w:t>Criar</w:t>
-            </w:r>
-            <w:proofErr w:type="spellEnd"/>
-            <w:r>
-              <w:rPr>
-                <w:b/>
-                <w:bCs/>
-                <w:lang w:val="en-001"/>
-              </w:rPr>
-              <w:t xml:space="preserve"> a </w:t>
-            </w:r>
-            <w:proofErr w:type="spellStart"/>
-            <w:r>
-              <w:rPr>
-                <w:b/>
-                <w:bCs/>
-                <w:lang w:val="en-001"/>
-              </w:rPr>
-              <w:t>Fact_Extreme_Events</w:t>
-            </w:r>
-            <w:proofErr w:type="spellEnd"/>
-            <w:r>
-              <w:rPr>
-                <w:b/>
-                <w:bCs/>
-                <w:lang w:val="en-001"/>
-              </w:rPr>
-              <w:t xml:space="preserve"> (</w:t>
-            </w:r>
-            <w:proofErr w:type="spellStart"/>
-            <w:r>
-              <w:rPr>
-                <w:b/>
-                <w:bCs/>
-                <w:lang w:val="en-001"/>
-              </w:rPr>
-              <w:t>escopo</w:t>
-            </w:r>
-            <w:proofErr w:type="spellEnd"/>
-            <w:r>
-              <w:rPr>
-                <w:b/>
-                <w:bCs/>
-                <w:lang w:val="en-001"/>
-              </w:rPr>
-              <w:t xml:space="preserve"> novo)</w:t>
-            </w:r>
-          </w:p>
-          <w:p>
-            <w:pPr>
-              <w:spacing w:before="40" w:after="40"/>
-              <w:rPr>
-                <w:lang w:val="en-001"/>
-              </w:rPr>
-            </w:pPr>
-            <w:proofErr w:type="spellStart"/>
-            <w:r>
-              <w:rPr>
-                <w:lang w:val="en-001"/>
-              </w:rPr>
-              <w:t>Isso</w:t>
-            </w:r>
-            <w:proofErr w:type="spellEnd"/>
-            <w:r>
-              <w:rPr>
-                <w:lang w:val="en-001"/>
-              </w:rPr>
-              <w:t xml:space="preserve"> </w:t>
-            </w:r>
-            <w:proofErr w:type="spellStart"/>
-            <w:r>
-              <w:rPr>
-                <w:lang w:val="en-001"/>
-              </w:rPr>
-              <w:t>já</w:t>
-            </w:r>
-            <w:proofErr w:type="spellEnd"/>
-            <w:r>
-              <w:rPr>
-                <w:lang w:val="en-001"/>
-              </w:rPr>
-              <w:t xml:space="preserve"> </w:t>
-            </w:r>
-            <w:proofErr w:type="spellStart"/>
-            <w:r>
-              <w:rPr>
-                <w:lang w:val="en-001"/>
-              </w:rPr>
-              <w:t>estava</w:t>
-            </w:r>
-            <w:proofErr w:type="spellEnd"/>
-            <w:r>
-              <w:rPr>
-                <w:lang w:val="en-001"/>
-              </w:rPr>
-              <w:t xml:space="preserve"> no backlog e </w:t>
-            </w:r>
-            <w:proofErr w:type="spellStart"/>
-            <w:r>
-              <w:rPr>
-                <w:b/>
-                <w:bCs/>
-                <w:lang w:val="en-001"/>
-              </w:rPr>
-              <w:t>fica</w:t>
-            </w:r>
-            <w:proofErr w:type="spellEnd"/>
-            <w:r>
-              <w:rPr>
-                <w:b/>
-                <w:bCs/>
-                <w:lang w:val="en-001"/>
-              </w:rPr>
-              <w:t xml:space="preserve"> </w:t>
-            </w:r>
-            <w:proofErr w:type="spellStart"/>
-            <w:r>
-              <w:rPr>
-                <w:b/>
-                <w:bCs/>
-                <w:lang w:val="en-001"/>
-              </w:rPr>
-              <w:t>oficialmente</w:t>
-            </w:r>
-            <w:proofErr w:type="spellEnd"/>
-            <w:r>
-              <w:rPr>
-                <w:b/>
-                <w:bCs/>
-                <w:lang w:val="en-001"/>
-              </w:rPr>
-              <w:t xml:space="preserve"> para </w:t>
-            </w:r>
-            <w:proofErr w:type="spellStart"/>
-            <w:r>
-              <w:rPr>
-                <w:b/>
-                <w:bCs/>
-                <w:lang w:val="en-001"/>
-              </w:rPr>
-              <w:t>amanhã</w:t>
-            </w:r>
-            <w:proofErr w:type="spellEnd"/>
-            <w:r>
-              <w:rPr>
-                <w:lang w:val="en-001"/>
-              </w:rPr>
-              <w:t>.</w:t>
-            </w:r>
-          </w:p>
-          <w:p>
-            <w:pPr>
-              <w:spacing w:before="40" w:after="40"/>
-              <w:rPr>
-                <w:b/>
-                <w:bCs/>
-                <w:lang w:val="en-001"/>
-              </w:rPr>
-            </w:pPr>
-            <w:r>
-              <w:rPr>
-                <w:b/>
-                <w:bCs/>
-                <w:lang w:val="en-001"/>
-              </w:rPr>
-              <w:t xml:space="preserve">O </w:t>
-            </w:r>
-            <w:proofErr w:type="spellStart"/>
-            <w:r>
-              <w:rPr>
-                <w:b/>
-                <w:bCs/>
-                <w:lang w:val="en-001"/>
-              </w:rPr>
-              <w:t>que</w:t>
-            </w:r>
-            <w:proofErr w:type="spellEnd"/>
-            <w:r>
-              <w:rPr>
-                <w:b/>
-                <w:bCs/>
-                <w:lang w:val="en-001"/>
-              </w:rPr>
-              <w:t xml:space="preserve"> </w:t>
-            </w:r>
-            <w:proofErr w:type="spellStart"/>
-            <w:r>
-              <w:rPr>
-                <w:b/>
-                <w:bCs/>
-                <w:lang w:val="en-001"/>
-              </w:rPr>
-              <w:t>já</w:t>
-            </w:r>
-            <w:proofErr w:type="spellEnd"/>
-            <w:r>
-              <w:rPr>
-                <w:b/>
-                <w:bCs/>
-                <w:lang w:val="en-001"/>
-              </w:rPr>
-              <w:t xml:space="preserve"> </w:t>
-            </w:r>
-            <w:proofErr w:type="spellStart"/>
-            <w:r>
-              <w:rPr>
-                <w:b/>
-                <w:bCs/>
-                <w:lang w:val="en-001"/>
-              </w:rPr>
-              <w:t>existe</w:t>
-            </w:r>
-            <w:proofErr w:type="spellEnd"/>
-          </w:p>
-          <w:p>
-            <w:pPr>
-              <w:numPr>
-                <w:ilvl w:val="0"/>
-                <w:numId w:val="27"/>
-              </w:numPr>
-              <w:spacing w:before="40" w:after="40"/>
-              <w:rPr>
-                <w:lang w:val="en-001"/>
-              </w:rPr>
-            </w:pPr>
-            <w:r>
-              <w:rPr>
-                <w:rFonts w:ascii="Segoe UI Emoji" w:hAnsi="Segoe UI Emoji" w:cs="Segoe UI Emoji"/>
-                <w:lang w:val="en-001"/>
-              </w:rPr>
-              <w:t>✅</w:t>
-            </w:r>
-            <w:r>
-              <w:rPr>
-                <w:lang w:val="en-001"/>
-              </w:rPr>
-              <w:t xml:space="preserve"> </w:t>
-            </w:r>
-            <w:proofErr w:type="spellStart"/>
-            <w:r>
-              <w:rPr>
-                <w:lang w:val="en-001"/>
-              </w:rPr>
-              <w:t>dim_wind_clean</w:t>
-            </w:r>
-            <w:proofErr w:type="spellEnd"/>
-          </w:p>
-          <w:p>
-            <w:pPr>
-              <w:numPr>
-                <w:ilvl w:val="0"/>
-                <w:numId w:val="27"/>
-              </w:numPr>
-              <w:spacing w:before="40" w:after="40"/>
-              <w:rPr>
-                <w:lang w:val="en-001"/>
-              </w:rPr>
-            </w:pPr>
-            <w:r>
-              <w:rPr>
-                <w:rFonts w:ascii="Segoe UI Emoji" w:hAnsi="Segoe UI Emoji" w:cs="Segoe UI Emoji"/>
-                <w:lang w:val="en-001"/>
-              </w:rPr>
-              <w:t>✅</w:t>
-            </w:r>
-            <w:r>
-              <w:rPr>
-                <w:lang w:val="en-001"/>
-              </w:rPr>
-              <w:t xml:space="preserve"> dados </w:t>
-            </w:r>
-            <w:proofErr w:type="spellStart"/>
-            <w:r>
-              <w:rPr>
-                <w:lang w:val="en-001"/>
-              </w:rPr>
-              <w:t>diários</w:t>
-            </w:r>
-            <w:proofErr w:type="spellEnd"/>
-            <w:r>
-              <w:rPr>
-                <w:lang w:val="en-001"/>
-              </w:rPr>
-              <w:t xml:space="preserve"> </w:t>
-            </w:r>
-            <w:proofErr w:type="spellStart"/>
-            <w:r>
-              <w:rPr>
-                <w:lang w:val="en-001"/>
-              </w:rPr>
-              <w:t>disponíveis</w:t>
-            </w:r>
-            <w:proofErr w:type="spellEnd"/>
-          </w:p>
-          <w:p>
-            <w:pPr>
-              <w:numPr>
-                <w:ilvl w:val="0"/>
-                <w:numId w:val="27"/>
-              </w:numPr>
-              <w:spacing w:before="40" w:after="40"/>
-              <w:rPr>
-                <w:lang w:val="en-001"/>
-              </w:rPr>
-            </w:pPr>
-            <w:r>
-              <w:rPr>
-                <w:rFonts w:ascii="Segoe UI Emoji" w:hAnsi="Segoe UI Emoji" w:cs="Segoe UI Emoji"/>
-                <w:lang w:val="en-001"/>
-              </w:rPr>
-              <w:t>✅</w:t>
-            </w:r>
-            <w:r>
-              <w:rPr>
-                <w:lang w:val="en-001"/>
-              </w:rPr>
-              <w:t xml:space="preserve"> dummy </w:t>
-            </w:r>
-            <w:proofErr w:type="spellStart"/>
-            <w:r>
-              <w:rPr>
-                <w:lang w:val="en-001"/>
-              </w:rPr>
-              <w:t>existe</w:t>
-            </w:r>
-            <w:proofErr w:type="spellEnd"/>
-            <w:r>
-              <w:rPr>
-                <w:lang w:val="en-001"/>
-              </w:rPr>
-              <w:t xml:space="preserve"> no </w:t>
-            </w:r>
-            <w:proofErr w:type="spellStart"/>
-            <w:r>
-              <w:rPr>
-                <w:lang w:val="en-001"/>
-              </w:rPr>
-              <w:t>modelo</w:t>
-            </w:r>
-            <w:proofErr w:type="spellEnd"/>
-          </w:p>
-          <w:p>
-            <w:pPr>
-              <w:spacing w:before="40" w:after="40"/>
-              <w:rPr>
-                <w:b/>
-                <w:bCs/>
-                <w:lang w:val="en-001"/>
-              </w:rPr>
-            </w:pPr>
-            <w:r>
-              <w:rPr>
-                <w:b/>
-                <w:bCs/>
-                <w:lang w:val="en-001"/>
-              </w:rPr>
-              <w:t xml:space="preserve">O </w:t>
-            </w:r>
-            <w:proofErr w:type="spellStart"/>
-            <w:r>
-              <w:rPr>
-                <w:b/>
-                <w:bCs/>
-                <w:lang w:val="en-001"/>
-              </w:rPr>
-              <w:t>que</w:t>
-            </w:r>
-            <w:proofErr w:type="spellEnd"/>
-            <w:r>
-              <w:rPr>
-                <w:b/>
-                <w:bCs/>
-                <w:lang w:val="en-001"/>
-              </w:rPr>
-              <w:t xml:space="preserve"> </w:t>
-            </w:r>
-            <w:proofErr w:type="spellStart"/>
-            <w:r>
-              <w:rPr>
-                <w:b/>
-                <w:bCs/>
-                <w:lang w:val="en-001"/>
-              </w:rPr>
-              <w:t>ainda</w:t>
-            </w:r>
-            <w:proofErr w:type="spellEnd"/>
-            <w:r>
-              <w:rPr>
-                <w:b/>
-                <w:bCs/>
-                <w:lang w:val="en-001"/>
-              </w:rPr>
-              <w:t xml:space="preserve"> </w:t>
-            </w:r>
-            <w:proofErr w:type="spellStart"/>
-            <w:r>
-              <w:rPr>
-                <w:b/>
-                <w:bCs/>
-                <w:lang w:val="en-001"/>
-              </w:rPr>
-              <w:t>falta</w:t>
-            </w:r>
-            <w:proofErr w:type="spellEnd"/>
-          </w:p>
-          <w:p>
-            <w:pPr>
-              <w:numPr>
-                <w:ilvl w:val="0"/>
-                <w:numId w:val="28"/>
-              </w:numPr>
-              <w:spacing w:before="40" w:after="40"/>
-              <w:rPr>
-                <w:lang w:val="en-001"/>
-              </w:rPr>
-            </w:pPr>
-            <w:proofErr w:type="spellStart"/>
-            <w:r>
-              <w:rPr>
-                <w:lang w:val="en-001"/>
-              </w:rPr>
-              <w:t>Definir</w:t>
-            </w:r>
-            <w:proofErr w:type="spellEnd"/>
-            <w:r>
-              <w:rPr>
-                <w:lang w:val="en-001"/>
-              </w:rPr>
-              <w:t xml:space="preserve">: </w:t>
-            </w:r>
-          </w:p>
-          <w:p>
-            <w:pPr>
-              <w:numPr>
-                <w:ilvl w:val="1"/>
-                <w:numId w:val="28"/>
-              </w:numPr>
-              <w:spacing w:before="40" w:after="40"/>
-              <w:rPr>
-                <w:lang w:val="en-001"/>
-              </w:rPr>
-            </w:pPr>
-            <w:r>
-              <w:rPr>
-                <w:lang w:val="en-001"/>
-              </w:rPr>
-              <w:t xml:space="preserve">o </w:t>
-            </w:r>
-            <w:proofErr w:type="spellStart"/>
-            <w:r>
-              <w:rPr>
-                <w:lang w:val="en-001"/>
-              </w:rPr>
-              <w:t>que</w:t>
-            </w:r>
-            <w:proofErr w:type="spellEnd"/>
-            <w:r>
-              <w:rPr>
-                <w:lang w:val="en-001"/>
-              </w:rPr>
-              <w:t xml:space="preserve"> é “extreme” (thresholds)</w:t>
-            </w:r>
-          </w:p>
-          <w:p>
-            <w:pPr>
-              <w:numPr>
-                <w:ilvl w:val="1"/>
-                <w:numId w:val="28"/>
-              </w:numPr>
-              <w:spacing w:before="40" w:after="40"/>
-              <w:rPr>
-                <w:lang w:val="en-001"/>
-              </w:rPr>
-            </w:pPr>
-            <w:proofErr w:type="spellStart"/>
-            <w:r>
-              <w:rPr>
-                <w:lang w:val="en-001"/>
-              </w:rPr>
-              <w:t>métrica</w:t>
-            </w:r>
-            <w:proofErr w:type="spellEnd"/>
-            <w:r>
-              <w:rPr>
-                <w:lang w:val="en-001"/>
-              </w:rPr>
-              <w:t xml:space="preserve"> final (flag, count, severity)</w:t>
-            </w:r>
-          </w:p>
-          <w:p>
-            <w:pPr>
-              <w:numPr>
-                <w:ilvl w:val="0"/>
-                <w:numId w:val="28"/>
-              </w:numPr>
-              <w:spacing w:before="40" w:after="40"/>
-              <w:rPr>
-                <w:lang w:val="en-001"/>
-              </w:rPr>
-            </w:pPr>
-            <w:proofErr w:type="spellStart"/>
-            <w:r>
-              <w:rPr>
-                <w:lang w:val="en-001"/>
-              </w:rPr>
-              <w:t>Implementar</w:t>
-            </w:r>
-            <w:proofErr w:type="spellEnd"/>
-            <w:r>
-              <w:rPr>
-                <w:lang w:val="en-001"/>
-              </w:rPr>
-              <w:t xml:space="preserve"> a </w:t>
-            </w:r>
-            <w:r>
-              <w:rPr>
-                <w:b/>
-                <w:bCs/>
-                <w:lang w:val="en-001"/>
-              </w:rPr>
-              <w:t>fact real</w:t>
-            </w:r>
-          </w:p>
-          <w:p>
-            <w:pPr>
-              <w:numPr>
-                <w:ilvl w:val="0"/>
-                <w:numId w:val="28"/>
-              </w:numPr>
-              <w:spacing w:before="40" w:after="40"/>
-              <w:rPr>
-                <w:lang w:val="en-001"/>
-              </w:rPr>
-            </w:pPr>
-            <w:proofErr w:type="spellStart"/>
-            <w:r>
-              <w:rPr>
-                <w:lang w:val="en-001"/>
-              </w:rPr>
-              <w:t>Integrar</w:t>
-            </w:r>
-            <w:proofErr w:type="spellEnd"/>
-            <w:r>
-              <w:rPr>
-                <w:lang w:val="en-001"/>
-              </w:rPr>
-              <w:t xml:space="preserve"> com: </w:t>
-            </w:r>
-          </w:p>
-          <w:p>
-            <w:pPr>
-              <w:numPr>
-                <w:ilvl w:val="1"/>
-                <w:numId w:val="28"/>
-              </w:numPr>
-              <w:spacing w:before="40" w:after="40"/>
-              <w:rPr>
-                <w:lang w:val="en-001"/>
-              </w:rPr>
-            </w:pPr>
-            <w:proofErr w:type="spellStart"/>
-            <w:r>
-              <w:rPr>
-                <w:lang w:val="en-001"/>
-              </w:rPr>
-              <w:t>Dim_Station</w:t>
-            </w:r>
-            <w:proofErr w:type="spellEnd"/>
-          </w:p>
-          <w:p>
-            <w:pPr>
-              <w:numPr>
-                <w:ilvl w:val="1"/>
-                <w:numId w:val="28"/>
-              </w:numPr>
-              <w:spacing w:before="40" w:after="40"/>
-              <w:rPr>
-                <w:lang w:val="en-001"/>
-              </w:rPr>
-            </w:pPr>
-            <w:proofErr w:type="spellStart"/>
-            <w:r>
-              <w:rPr>
-                <w:lang w:val="en-001"/>
-              </w:rPr>
-              <w:t>Dim_Calendar</w:t>
-            </w:r>
-            <w:proofErr w:type="spellEnd"/>
-          </w:p>
-          <w:p>
-            <w:pPr>
-              <w:numPr>
-                <w:ilvl w:val="0"/>
-                <w:numId w:val="28"/>
-              </w:numPr>
-              <w:spacing w:before="40" w:after="40"/>
-              <w:rPr>
-                <w:lang w:val="en-001"/>
-              </w:rPr>
-            </w:pPr>
-            <w:r>
-              <w:rPr>
-                <w:lang w:val="en-001"/>
-              </w:rPr>
-              <w:t xml:space="preserve">QA </w:t>
-            </w:r>
-            <w:proofErr w:type="spellStart"/>
-            <w:r>
-              <w:rPr>
-                <w:lang w:val="en-001"/>
-              </w:rPr>
-              <w:t>rápido</w:t>
-            </w:r>
-            <w:proofErr w:type="spellEnd"/>
-          </w:p>
-          <w:p>
-            <w:pPr>
-              <w:spacing w:before="40" w:after="40"/>
-              <w:rPr>
-                <w:lang w:val="en-001"/>
-              </w:rPr>
-            </w:pPr>
-            <w:r>
-              <w:rPr>
-                <w:lang w:val="en-001"/>
-              </w:rPr>
-              <w:lastRenderedPageBreak/>
-              <w:pict w14:anchorId="50E8FAF2">
-                <v:rect id="_x0000_i1071" style="width:0;height:1.5pt" o:hralign="center" o:hrstd="t" o:hr="t" fillcolor="#a0a0a0" stroked="f"/>
-              </w:pict>
-            </w:r>
-          </w:p>
-          <w:p>
-            <w:pPr>
-              <w:spacing w:before="40" w:after="40"/>
-              <w:rPr>
-                <w:b/>
-                <w:bCs/>
-                <w:lang w:val="en-001"/>
-              </w:rPr>
-            </w:pPr>
-            <w:r>
-              <w:rPr>
-                <w:rFonts w:ascii="Segoe UI Emoji" w:hAnsi="Segoe UI Emoji" w:cs="Segoe UI Emoji"/>
-                <w:b/>
-                <w:bCs/>
-                <w:lang w:val="en-001"/>
-              </w:rPr>
-              <w:t>🟡</w:t>
-            </w:r>
-            <w:r>
-              <w:rPr>
-                <w:b/>
-                <w:bCs/>
-                <w:lang w:val="en-001"/>
-              </w:rPr>
-              <w:t xml:space="preserve"> 4️</w:t>
-            </w:r>
-            <w:r>
-              <w:rPr>
-                <w:rFonts w:ascii="Segoe UI Symbol" w:hAnsi="Segoe UI Symbol" w:cs="Segoe UI Symbol"/>
-                <w:b/>
-                <w:bCs/>
-                <w:lang w:val="en-001"/>
-              </w:rPr>
-              <w:t>⃣</w:t>
-            </w:r>
-            <w:r>
-              <w:rPr>
-                <w:b/>
-                <w:bCs/>
-                <w:lang w:val="en-001"/>
-              </w:rPr>
-              <w:t xml:space="preserve"> AQI — dummy → real (</w:t>
-            </w:r>
-            <w:proofErr w:type="spellStart"/>
-            <w:r>
-              <w:rPr>
-                <w:b/>
-                <w:bCs/>
-                <w:lang w:val="en-001"/>
-              </w:rPr>
-              <w:t>dependente</w:t>
-            </w:r>
-            <w:proofErr w:type="spellEnd"/>
-            <w:r>
-              <w:rPr>
-                <w:b/>
-                <w:bCs/>
-                <w:lang w:val="en-001"/>
-              </w:rPr>
-              <w:t xml:space="preserve"> da Yash)</w:t>
-            </w:r>
-          </w:p>
-          <w:p>
-            <w:pPr>
-              <w:spacing w:before="40" w:after="40"/>
-              <w:rPr>
-                <w:b/>
-                <w:bCs/>
-                <w:lang w:val="en-001"/>
-              </w:rPr>
-            </w:pPr>
-            <w:proofErr w:type="spellStart"/>
-            <w:r>
-              <w:rPr>
-                <w:b/>
-                <w:bCs/>
-                <w:lang w:val="en-001"/>
-              </w:rPr>
-              <w:t>Situação</w:t>
-            </w:r>
-            <w:proofErr w:type="spellEnd"/>
-          </w:p>
-          <w:p>
-            <w:pPr>
-              <w:numPr>
-                <w:ilvl w:val="0"/>
-                <w:numId w:val="29"/>
-              </w:numPr>
-              <w:spacing w:before="40" w:after="40"/>
-              <w:rPr>
-                <w:lang w:val="en-001"/>
-              </w:rPr>
-            </w:pPr>
-            <w:r>
-              <w:rPr>
-                <w:lang w:val="en-001"/>
-              </w:rPr>
-              <w:t xml:space="preserve">AQI </w:t>
-            </w:r>
-            <w:proofErr w:type="spellStart"/>
-            <w:r>
-              <w:rPr>
-                <w:lang w:val="en-001"/>
-              </w:rPr>
-              <w:t>ainda</w:t>
-            </w:r>
-            <w:proofErr w:type="spellEnd"/>
-            <w:r>
-              <w:rPr>
-                <w:lang w:val="en-001"/>
-              </w:rPr>
-              <w:t xml:space="preserve"> é dummy</w:t>
-            </w:r>
-          </w:p>
-          <w:p>
-            <w:pPr>
-              <w:numPr>
-                <w:ilvl w:val="0"/>
-                <w:numId w:val="29"/>
-              </w:numPr>
-              <w:spacing w:before="40" w:after="40"/>
-              <w:rPr>
-                <w:lang w:val="en-001"/>
-              </w:rPr>
-            </w:pPr>
-            <w:r>
-              <w:rPr>
-                <w:lang w:val="en-001"/>
-              </w:rPr>
-              <w:t xml:space="preserve">Dados reais </w:t>
-            </w:r>
-            <w:proofErr w:type="spellStart"/>
-            <w:r>
-              <w:rPr>
-                <w:b/>
-                <w:bCs/>
-                <w:lang w:val="en-001"/>
-              </w:rPr>
-              <w:t>ainda</w:t>
-            </w:r>
-            <w:proofErr w:type="spellEnd"/>
-            <w:r>
-              <w:rPr>
-                <w:b/>
-                <w:bCs/>
-                <w:lang w:val="en-001"/>
-              </w:rPr>
-              <w:t xml:space="preserve"> </w:t>
-            </w:r>
-            <w:proofErr w:type="spellStart"/>
-            <w:r>
-              <w:rPr>
-                <w:b/>
-                <w:bCs/>
-                <w:lang w:val="en-001"/>
-              </w:rPr>
-              <w:t>não</w:t>
-            </w:r>
-            <w:proofErr w:type="spellEnd"/>
-            <w:r>
-              <w:rPr>
-                <w:b/>
-                <w:bCs/>
-                <w:lang w:val="en-001"/>
-              </w:rPr>
-              <w:t xml:space="preserve"> </w:t>
-            </w:r>
-            <w:proofErr w:type="spellStart"/>
-            <w:r>
-              <w:rPr>
-                <w:b/>
-                <w:bCs/>
-                <w:lang w:val="en-001"/>
-              </w:rPr>
-              <w:t>chegaram</w:t>
-            </w:r>
-            <w:proofErr w:type="spellEnd"/>
-          </w:p>
-          <w:p>
-            <w:pPr>
-              <w:spacing w:before="40" w:after="40"/>
-              <w:rPr>
-                <w:b/>
-                <w:bCs/>
-                <w:lang w:val="en-001"/>
-              </w:rPr>
-            </w:pPr>
-            <w:proofErr w:type="spellStart"/>
-            <w:r>
-              <w:rPr>
-                <w:b/>
-                <w:bCs/>
-                <w:lang w:val="en-001"/>
-              </w:rPr>
-              <w:t>Amanhã</w:t>
-            </w:r>
-            <w:proofErr w:type="spellEnd"/>
-          </w:p>
-          <w:p>
-            <w:pPr>
-              <w:numPr>
-                <w:ilvl w:val="0"/>
-                <w:numId w:val="30"/>
-              </w:numPr>
-              <w:spacing w:before="40" w:after="40"/>
-              <w:rPr>
-                <w:lang w:val="en-001"/>
-              </w:rPr>
-            </w:pPr>
-            <w:r>
-              <w:rPr>
-                <w:rFonts w:ascii="Segoe UI Emoji" w:hAnsi="Segoe UI Emoji" w:cs="Segoe UI Emoji"/>
-                <w:lang w:val="en-001"/>
-              </w:rPr>
-              <w:t>❌</w:t>
-            </w:r>
-            <w:r>
-              <w:rPr>
-                <w:lang w:val="en-001"/>
-              </w:rPr>
-              <w:t xml:space="preserve"> </w:t>
-            </w:r>
-            <w:proofErr w:type="spellStart"/>
-            <w:r>
-              <w:rPr>
-                <w:lang w:val="en-001"/>
-              </w:rPr>
-              <w:t>Não</w:t>
-            </w:r>
-            <w:proofErr w:type="spellEnd"/>
-            <w:r>
-              <w:rPr>
-                <w:lang w:val="en-001"/>
-              </w:rPr>
-              <w:t xml:space="preserve"> </w:t>
-            </w:r>
-            <w:proofErr w:type="spellStart"/>
-            <w:r>
-              <w:rPr>
-                <w:lang w:val="en-001"/>
-              </w:rPr>
-              <w:t>dá</w:t>
-            </w:r>
-            <w:proofErr w:type="spellEnd"/>
-            <w:r>
-              <w:rPr>
-                <w:lang w:val="en-001"/>
-              </w:rPr>
-              <w:t xml:space="preserve"> para </w:t>
-            </w:r>
-            <w:proofErr w:type="spellStart"/>
-            <w:r>
-              <w:rPr>
-                <w:lang w:val="en-001"/>
-              </w:rPr>
-              <w:t>implementar</w:t>
-            </w:r>
-            <w:proofErr w:type="spellEnd"/>
-            <w:r>
-              <w:rPr>
-                <w:lang w:val="en-001"/>
-              </w:rPr>
-              <w:t xml:space="preserve"> </w:t>
-            </w:r>
-            <w:proofErr w:type="spellStart"/>
-            <w:r>
-              <w:rPr>
-                <w:lang w:val="en-001"/>
-              </w:rPr>
-              <w:t>sem</w:t>
-            </w:r>
-            <w:proofErr w:type="spellEnd"/>
-            <w:r>
-              <w:rPr>
-                <w:lang w:val="en-001"/>
-              </w:rPr>
-              <w:t xml:space="preserve"> </w:t>
-            </w:r>
-            <w:proofErr w:type="spellStart"/>
-            <w:r>
-              <w:rPr>
-                <w:lang w:val="en-001"/>
-              </w:rPr>
-              <w:t>os</w:t>
-            </w:r>
-            <w:proofErr w:type="spellEnd"/>
-            <w:r>
-              <w:rPr>
-                <w:lang w:val="en-001"/>
-              </w:rPr>
-              <w:t xml:space="preserve"> dados</w:t>
-            </w:r>
-          </w:p>
-          <w:p>
-            <w:pPr>
-              <w:numPr>
-                <w:ilvl w:val="0"/>
-                <w:numId w:val="30"/>
-              </w:numPr>
-              <w:spacing w:before="40" w:after="40"/>
-              <w:rPr>
-                <w:lang w:val="en-001"/>
-              </w:rPr>
-            </w:pPr>
-            <w:r>
-              <w:rPr>
-                <w:rFonts w:ascii="Segoe UI Emoji" w:hAnsi="Segoe UI Emoji" w:cs="Segoe UI Emoji"/>
-                <w:lang w:val="en-001"/>
-              </w:rPr>
-              <w:t>✅</w:t>
-            </w:r>
-            <w:r>
-              <w:rPr>
-                <w:lang w:val="en-001"/>
-              </w:rPr>
-              <w:t xml:space="preserve"> Só </w:t>
-            </w:r>
-            <w:proofErr w:type="spellStart"/>
-            <w:r>
-              <w:rPr>
-                <w:lang w:val="en-001"/>
-              </w:rPr>
-              <w:t>manter</w:t>
-            </w:r>
-            <w:proofErr w:type="spellEnd"/>
-            <w:r>
-              <w:rPr>
-                <w:lang w:val="en-001"/>
-              </w:rPr>
-              <w:t xml:space="preserve"> no backlog e </w:t>
-            </w:r>
-            <w:proofErr w:type="spellStart"/>
-            <w:r>
-              <w:rPr>
-                <w:lang w:val="en-001"/>
-              </w:rPr>
-              <w:t>integrar</w:t>
-            </w:r>
-            <w:proofErr w:type="spellEnd"/>
-            <w:r>
-              <w:rPr>
-                <w:lang w:val="en-001"/>
-              </w:rPr>
-              <w:t xml:space="preserve"> </w:t>
-            </w:r>
-            <w:proofErr w:type="spellStart"/>
-            <w:r>
-              <w:rPr>
-                <w:lang w:val="en-001"/>
-              </w:rPr>
-              <w:t>assim</w:t>
-            </w:r>
-            <w:proofErr w:type="spellEnd"/>
-            <w:r>
-              <w:rPr>
-                <w:lang w:val="en-001"/>
-              </w:rPr>
-              <w:t xml:space="preserve"> </w:t>
-            </w:r>
-            <w:proofErr w:type="spellStart"/>
-            <w:r>
-              <w:rPr>
-                <w:lang w:val="en-001"/>
-              </w:rPr>
-              <w:t>que</w:t>
-            </w:r>
-            <w:proofErr w:type="spellEnd"/>
-            <w:r>
-              <w:rPr>
-                <w:lang w:val="en-001"/>
-              </w:rPr>
-              <w:t xml:space="preserve"> </w:t>
-            </w:r>
-            <w:proofErr w:type="spellStart"/>
-            <w:r>
-              <w:rPr>
-                <w:lang w:val="en-001"/>
-              </w:rPr>
-              <w:t>chegar</w:t>
-            </w:r>
-            <w:proofErr w:type="spellEnd"/>
-          </w:p>
-          <w:p>
-            <w:pPr>
-              <w:spacing w:before="40" w:after="40"/>
-              <w:rPr>
-                <w:lang w:val="en-001"/>
-              </w:rPr>
-            </w:pPr>
-            <w:r>
-              <w:rPr>
-                <w:lang w:val="en-001"/>
-              </w:rPr>
-              <w:pict w14:anchorId="14F0014A">
-                <v:rect id="_x0000_i1072" style="width:0;height:1.5pt" o:hralign="center" o:hrstd="t" o:hr="t" fillcolor="#a0a0a0" stroked="f"/>
-              </w:pict>
-            </w:r>
-          </w:p>
-          <w:p>
-            <w:pPr>
-              <w:spacing w:before="40" w:after="40"/>
-              <w:rPr>
-                <w:b/>
-                <w:bCs/>
-                <w:lang w:val="en-001"/>
-              </w:rPr>
-            </w:pPr>
-            <w:r>
-              <w:rPr>
-                <w:rFonts w:ascii="Segoe UI Emoji" w:hAnsi="Segoe UI Emoji" w:cs="Segoe UI Emoji"/>
-                <w:b/>
-                <w:bCs/>
-                <w:lang w:val="en-001"/>
-              </w:rPr>
-              <w:t>🟡</w:t>
-            </w:r>
-            <w:r>
-              <w:rPr>
-                <w:b/>
-                <w:bCs/>
-                <w:lang w:val="en-001"/>
-              </w:rPr>
-              <w:t xml:space="preserve"> 5️</w:t>
-            </w:r>
-            <w:r>
-              <w:rPr>
-                <w:rFonts w:ascii="Segoe UI Symbol" w:hAnsi="Segoe UI Symbol" w:cs="Segoe UI Symbol"/>
-                <w:b/>
-                <w:bCs/>
-                <w:lang w:val="en-001"/>
-              </w:rPr>
-              <w:t>⃣</w:t>
-            </w:r>
-            <w:r>
-              <w:rPr>
-                <w:b/>
-                <w:bCs/>
-                <w:lang w:val="en-001"/>
-              </w:rPr>
-              <w:t xml:space="preserve"> </w:t>
-            </w:r>
-            <w:proofErr w:type="spellStart"/>
-            <w:r>
-              <w:rPr>
-                <w:b/>
-                <w:bCs/>
-                <w:lang w:val="en-001"/>
-              </w:rPr>
-              <w:t>Decisão</w:t>
-            </w:r>
-            <w:proofErr w:type="spellEnd"/>
-            <w:r>
-              <w:rPr>
-                <w:b/>
-                <w:bCs/>
-                <w:lang w:val="en-001"/>
-              </w:rPr>
-              <w:t xml:space="preserve"> </w:t>
-            </w:r>
-            <w:proofErr w:type="spellStart"/>
-            <w:r>
-              <w:rPr>
-                <w:b/>
-                <w:bCs/>
-                <w:lang w:val="en-001"/>
-              </w:rPr>
-              <w:t>arquitetural</w:t>
-            </w:r>
-            <w:proofErr w:type="spellEnd"/>
-            <w:r>
-              <w:rPr>
-                <w:b/>
-                <w:bCs/>
-                <w:lang w:val="en-001"/>
-              </w:rPr>
-              <w:t xml:space="preserve">: </w:t>
-            </w:r>
-            <w:proofErr w:type="spellStart"/>
-            <w:r>
-              <w:rPr>
-                <w:b/>
-                <w:bCs/>
-                <w:lang w:val="en-001"/>
-              </w:rPr>
-              <w:t>Fact_Atlantic_Climate</w:t>
-            </w:r>
-            <w:proofErr w:type="spellEnd"/>
-          </w:p>
-          <w:p>
-            <w:pPr>
-              <w:spacing w:before="40" w:after="40"/>
-              <w:rPr>
-                <w:b/>
-                <w:bCs/>
-                <w:lang w:val="en-001"/>
-              </w:rPr>
-            </w:pPr>
-            <w:proofErr w:type="spellStart"/>
-            <w:r>
-              <w:rPr>
-                <w:b/>
-                <w:bCs/>
-                <w:lang w:val="en-001"/>
-              </w:rPr>
-              <w:t>Situação</w:t>
-            </w:r>
-            <w:proofErr w:type="spellEnd"/>
-          </w:p>
-          <w:p>
-            <w:pPr>
-              <w:numPr>
-                <w:ilvl w:val="0"/>
-                <w:numId w:val="31"/>
-              </w:numPr>
-              <w:spacing w:before="40" w:after="40"/>
-              <w:rPr>
-                <w:lang w:val="en-001"/>
-              </w:rPr>
-            </w:pPr>
-            <w:r>
-              <w:rPr>
-                <w:lang w:val="en-001"/>
-              </w:rPr>
-              <w:t xml:space="preserve">Parece </w:t>
-            </w:r>
-            <w:proofErr w:type="spellStart"/>
-            <w:r>
-              <w:rPr>
-                <w:lang w:val="en-001"/>
-              </w:rPr>
-              <w:t>redundante</w:t>
-            </w:r>
-            <w:proofErr w:type="spellEnd"/>
-          </w:p>
-          <w:p>
-            <w:pPr>
-              <w:numPr>
-                <w:ilvl w:val="0"/>
-                <w:numId w:val="31"/>
-              </w:numPr>
-              <w:spacing w:before="40" w:after="40"/>
-              <w:rPr>
-                <w:lang w:val="en-001"/>
-              </w:rPr>
-            </w:pPr>
-            <w:proofErr w:type="spellStart"/>
-            <w:r>
-              <w:rPr>
-                <w:lang w:val="en-001"/>
-              </w:rPr>
-              <w:t>Está</w:t>
-            </w:r>
-            <w:proofErr w:type="spellEnd"/>
-            <w:r>
-              <w:rPr>
-                <w:lang w:val="en-001"/>
-              </w:rPr>
-              <w:t xml:space="preserve"> </w:t>
-            </w:r>
-            <w:proofErr w:type="spellStart"/>
-            <w:r>
-              <w:rPr>
-                <w:lang w:val="en-001"/>
-              </w:rPr>
-              <w:t>mantida</w:t>
-            </w:r>
-            <w:proofErr w:type="spellEnd"/>
-            <w:r>
-              <w:rPr>
-                <w:lang w:val="en-001"/>
-              </w:rPr>
-              <w:t xml:space="preserve"> </w:t>
-            </w:r>
-            <w:proofErr w:type="spellStart"/>
-            <w:r>
-              <w:rPr>
-                <w:lang w:val="en-001"/>
-              </w:rPr>
-              <w:t>temporariamente</w:t>
-            </w:r>
-            <w:proofErr w:type="spellEnd"/>
-          </w:p>
-          <w:p>
-            <w:pPr>
-              <w:numPr>
-                <w:ilvl w:val="0"/>
-                <w:numId w:val="31"/>
-              </w:numPr>
-              <w:spacing w:before="40" w:after="40"/>
-              <w:rPr>
-                <w:lang w:val="en-001"/>
-              </w:rPr>
-            </w:pPr>
-            <w:proofErr w:type="spellStart"/>
-            <w:r>
-              <w:rPr>
-                <w:lang w:val="en-001"/>
-              </w:rPr>
-              <w:t>Decisão</w:t>
-            </w:r>
-            <w:proofErr w:type="spellEnd"/>
-            <w:r>
-              <w:rPr>
-                <w:lang w:val="en-001"/>
-              </w:rPr>
-              <w:t xml:space="preserve"> </w:t>
-            </w:r>
-            <w:proofErr w:type="spellStart"/>
-            <w:r>
-              <w:rPr>
-                <w:lang w:val="en-001"/>
-              </w:rPr>
-              <w:t>ficou</w:t>
-            </w:r>
-            <w:proofErr w:type="spellEnd"/>
-            <w:r>
-              <w:rPr>
-                <w:lang w:val="en-001"/>
-              </w:rPr>
-              <w:t xml:space="preserve">: </w:t>
-            </w:r>
-          </w:p>
-          <w:p>
-            <w:pPr>
-              <w:numPr>
-                <w:ilvl w:val="1"/>
-                <w:numId w:val="31"/>
-              </w:numPr>
-              <w:spacing w:before="40" w:after="40"/>
-              <w:rPr>
-                <w:lang w:val="en-001"/>
-              </w:rPr>
-            </w:pPr>
-            <w:proofErr w:type="spellStart"/>
-            <w:r>
-              <w:rPr>
-                <w:lang w:val="en-001"/>
-              </w:rPr>
-              <w:t>alinhamento</w:t>
-            </w:r>
-            <w:proofErr w:type="spellEnd"/>
-            <w:r>
-              <w:rPr>
-                <w:lang w:val="en-001"/>
-              </w:rPr>
-              <w:t xml:space="preserve"> com a Yash</w:t>
-            </w:r>
-          </w:p>
-          <w:p>
-            <w:pPr>
-              <w:numPr>
-                <w:ilvl w:val="1"/>
-                <w:numId w:val="31"/>
-              </w:numPr>
-              <w:spacing w:before="40" w:after="40"/>
-              <w:rPr>
-                <w:lang w:val="en-001"/>
-              </w:rPr>
-            </w:pPr>
-            <w:proofErr w:type="spellStart"/>
-            <w:r>
-              <w:rPr>
-                <w:lang w:val="en-001"/>
-              </w:rPr>
-              <w:t>depois</w:t>
-            </w:r>
-            <w:proofErr w:type="spellEnd"/>
-            <w:r>
-              <w:rPr>
-                <w:lang w:val="en-001"/>
-              </w:rPr>
-              <w:t xml:space="preserve"> remover </w:t>
-            </w:r>
-            <w:proofErr w:type="spellStart"/>
-            <w:r>
-              <w:rPr>
-                <w:lang w:val="en-001"/>
-              </w:rPr>
-              <w:t>ou</w:t>
-            </w:r>
-            <w:proofErr w:type="spellEnd"/>
-            <w:r>
-              <w:rPr>
-                <w:lang w:val="en-001"/>
-              </w:rPr>
-              <w:t xml:space="preserve"> </w:t>
-            </w:r>
-            <w:proofErr w:type="spellStart"/>
-            <w:r>
-              <w:rPr>
-                <w:lang w:val="en-001"/>
-              </w:rPr>
-              <w:t>manter</w:t>
-            </w:r>
-            <w:proofErr w:type="spellEnd"/>
-          </w:p>
-          <w:p>
-            <w:pPr>
-              <w:spacing w:before="40" w:after="40"/>
-              <w:rPr>
-                <w:lang w:val="en-001"/>
-              </w:rPr>
-            </w:pPr>
-            <w:r>
-              <w:rPr>
-                <w:rFonts w:ascii="Segoe UI Emoji" w:hAnsi="Segoe UI Emoji" w:cs="Segoe UI Emoji"/>
-                <w:lang w:val="en-001"/>
-              </w:rPr>
-              <w:t>👉</w:t>
-            </w:r>
-            <w:r>
-              <w:rPr>
-                <w:lang w:val="en-001"/>
-              </w:rPr>
-              <w:t xml:space="preserve"> </w:t>
-            </w:r>
-            <w:proofErr w:type="spellStart"/>
-            <w:r>
-              <w:rPr>
-                <w:lang w:val="en-001"/>
-              </w:rPr>
-              <w:t>Não</w:t>
-            </w:r>
-            <w:proofErr w:type="spellEnd"/>
-            <w:r>
-              <w:rPr>
-                <w:lang w:val="en-001"/>
-              </w:rPr>
-              <w:t xml:space="preserve"> é bug, é </w:t>
-            </w:r>
-            <w:r>
-              <w:rPr>
-                <w:b/>
-                <w:bCs/>
-                <w:lang w:val="en-001"/>
-              </w:rPr>
-              <w:t>decision pending</w:t>
-            </w:r>
-            <w:r>
-              <w:rPr>
-                <w:lang w:val="en-001"/>
-              </w:rPr>
-              <w:t>.</w:t>
-            </w:r>
-          </w:p>
-          <w:p>
-            <w:pPr>
-              <w:spacing w:before="40" w:after="40"/>
-              <w:rPr>
-                <w:lang w:val="en-001"/>
-              </w:rPr>
-            </w:pPr>
-            <w:r>
-              <w:rPr>
-                <w:lang w:val="en-001"/>
-              </w:rPr>
-              <w:pict w14:anchorId="566E3286">
-                <v:rect id="_x0000_i1073" style="width:0;height:1.5pt" o:hralign="center" o:hrstd="t" o:hr="t" fillcolor="#a0a0a0" stroked="f"/>
-              </w:pict>
-            </w:r>
-          </w:p>
-          <w:p>
-            <w:pPr>
-              <w:spacing w:before="40" w:after="40"/>
-              <w:rPr>
-                <w:b/>
-                <w:bCs/>
-                <w:lang w:val="en-001"/>
-              </w:rPr>
-            </w:pPr>
-            <w:r>
-              <w:rPr>
-                <w:rFonts w:ascii="Segoe UI Emoji" w:hAnsi="Segoe UI Emoji" w:cs="Segoe UI Emoji"/>
-                <w:b/>
-                <w:bCs/>
-                <w:lang w:val="en-001"/>
-              </w:rPr>
-              <w:t>🧊</w:t>
-            </w:r>
-            <w:r>
-              <w:rPr>
-                <w:b/>
-                <w:bCs/>
-                <w:lang w:val="en-001"/>
-              </w:rPr>
-              <w:t xml:space="preserve"> 6️</w:t>
-            </w:r>
-            <w:r>
-              <w:rPr>
-                <w:rFonts w:ascii="Segoe UI Symbol" w:hAnsi="Segoe UI Symbol" w:cs="Segoe UI Symbol"/>
-                <w:b/>
-                <w:bCs/>
-                <w:lang w:val="en-001"/>
-              </w:rPr>
-              <w:t>⃣</w:t>
-            </w:r>
-            <w:r>
-              <w:rPr>
-                <w:b/>
-                <w:bCs/>
-                <w:lang w:val="en-001"/>
-              </w:rPr>
-              <w:t xml:space="preserve"> </w:t>
-            </w:r>
-            <w:proofErr w:type="spellStart"/>
-            <w:r>
-              <w:rPr>
-                <w:b/>
-                <w:bCs/>
-                <w:lang w:val="en-001"/>
-              </w:rPr>
-              <w:t>Atualizações</w:t>
-            </w:r>
-            <w:proofErr w:type="spellEnd"/>
-            <w:r>
-              <w:rPr>
-                <w:b/>
-                <w:bCs/>
-                <w:lang w:val="en-001"/>
-              </w:rPr>
-              <w:t xml:space="preserve"> </w:t>
-            </w:r>
-            <w:proofErr w:type="spellStart"/>
-            <w:r>
-              <w:rPr>
-                <w:b/>
-                <w:bCs/>
-                <w:lang w:val="en-001"/>
-              </w:rPr>
-              <w:t>finais</w:t>
-            </w:r>
-            <w:proofErr w:type="spellEnd"/>
-            <w:r>
-              <w:rPr>
-                <w:b/>
-                <w:bCs/>
-                <w:lang w:val="en-001"/>
-              </w:rPr>
-              <w:t xml:space="preserve"> de </w:t>
-            </w:r>
-            <w:proofErr w:type="spellStart"/>
-            <w:r>
-              <w:rPr>
-                <w:b/>
-                <w:bCs/>
-                <w:lang w:val="en-001"/>
-              </w:rPr>
-              <w:t>documentação</w:t>
-            </w:r>
-            <w:proofErr w:type="spellEnd"/>
-            <w:r>
-              <w:rPr>
-                <w:b/>
-                <w:bCs/>
-                <w:lang w:val="en-001"/>
-              </w:rPr>
-              <w:t xml:space="preserve"> (</w:t>
-            </w:r>
-            <w:proofErr w:type="spellStart"/>
-            <w:r>
-              <w:rPr>
-                <w:b/>
-                <w:bCs/>
-                <w:lang w:val="en-001"/>
-              </w:rPr>
-              <w:t>pós</w:t>
-            </w:r>
-            <w:proofErr w:type="spellEnd"/>
-            <w:r>
-              <w:rPr>
-                <w:b/>
-                <w:bCs/>
-                <w:lang w:val="en-001"/>
-              </w:rPr>
-              <w:noBreakHyphen/>
-              <w:t>feature)</w:t>
-            </w:r>
-          </w:p>
-          <w:p>
-            <w:pPr>
-              <w:spacing w:before="40" w:after="40"/>
-              <w:rPr>
-                <w:lang w:val="en-001"/>
-              </w:rPr>
-            </w:pPr>
-            <w:r>
-              <w:rPr>
-                <w:lang w:val="en-001"/>
-              </w:rPr>
-              <w:t xml:space="preserve">Para </w:t>
-            </w:r>
-            <w:proofErr w:type="spellStart"/>
-            <w:r>
-              <w:rPr>
-                <w:lang w:val="en-001"/>
-              </w:rPr>
-              <w:t>depois</w:t>
-            </w:r>
-            <w:proofErr w:type="spellEnd"/>
-            <w:r>
-              <w:rPr>
-                <w:lang w:val="en-001"/>
-              </w:rPr>
-              <w:t xml:space="preserve"> </w:t>
-            </w:r>
-            <w:proofErr w:type="spellStart"/>
-            <w:r>
-              <w:rPr>
-                <w:lang w:val="en-001"/>
-              </w:rPr>
-              <w:t>que</w:t>
-            </w:r>
-            <w:proofErr w:type="spellEnd"/>
-            <w:r>
-              <w:rPr>
-                <w:lang w:val="en-001"/>
-              </w:rPr>
-              <w:t>:</w:t>
-            </w:r>
-          </w:p>
-          <w:p>
-            <w:pPr>
-              <w:numPr>
-                <w:ilvl w:val="0"/>
-                <w:numId w:val="32"/>
-              </w:numPr>
-              <w:spacing w:before="40" w:after="40"/>
-              <w:rPr>
-                <w:lang w:val="en-001"/>
-              </w:rPr>
-            </w:pPr>
-            <w:proofErr w:type="spellStart"/>
-            <w:r>
-              <w:rPr>
-                <w:lang w:val="en-001"/>
-              </w:rPr>
-              <w:t>precipitação</w:t>
-            </w:r>
-            <w:proofErr w:type="spellEnd"/>
-            <w:r>
-              <w:rPr>
-                <w:lang w:val="en-001"/>
-              </w:rPr>
-              <w:t xml:space="preserve"> </w:t>
-            </w:r>
-            <w:proofErr w:type="spellStart"/>
-            <w:r>
-              <w:rPr>
-                <w:lang w:val="en-001"/>
-              </w:rPr>
-              <w:t>estiver</w:t>
-            </w:r>
-            <w:proofErr w:type="spellEnd"/>
-            <w:r>
-              <w:rPr>
-                <w:lang w:val="en-001"/>
-              </w:rPr>
-              <w:t xml:space="preserve"> limpa </w:t>
-            </w:r>
-            <w:r>
-              <w:rPr>
-                <w:rFonts w:ascii="Segoe UI Emoji" w:hAnsi="Segoe UI Emoji" w:cs="Segoe UI Emoji"/>
-                <w:lang w:val="en-001"/>
-              </w:rPr>
-              <w:t>✅</w:t>
-            </w:r>
-          </w:p>
-          <w:p>
-            <w:pPr>
-              <w:numPr>
-                <w:ilvl w:val="0"/>
-                <w:numId w:val="32"/>
-              </w:numPr>
-              <w:spacing w:before="40" w:after="40"/>
-              <w:rPr>
-                <w:lang w:val="en-001"/>
-              </w:rPr>
-            </w:pPr>
-            <w:r>
-              <w:rPr>
-                <w:lang w:val="en-001"/>
-              </w:rPr>
-              <w:t xml:space="preserve">extreme events </w:t>
-            </w:r>
-            <w:proofErr w:type="spellStart"/>
-            <w:r>
-              <w:rPr>
-                <w:lang w:val="en-001"/>
-              </w:rPr>
-              <w:t>existirem</w:t>
-            </w:r>
-            <w:proofErr w:type="spellEnd"/>
-            <w:r>
-              <w:rPr>
-                <w:lang w:val="en-001"/>
-              </w:rPr>
-              <w:t xml:space="preserve"> </w:t>
-            </w:r>
-            <w:r>
-              <w:rPr>
-                <w:rFonts w:ascii="Segoe UI Emoji" w:hAnsi="Segoe UI Emoji" w:cs="Segoe UI Emoji"/>
-                <w:lang w:val="en-001"/>
-              </w:rPr>
-              <w:t>✅</w:t>
-            </w:r>
-          </w:p>
-          <w:p>
-            <w:pPr>
-              <w:numPr>
-                <w:ilvl w:val="0"/>
-                <w:numId w:val="32"/>
-              </w:numPr>
-              <w:spacing w:before="40" w:after="40"/>
-              <w:rPr>
-                <w:lang w:val="en-001"/>
-              </w:rPr>
-            </w:pPr>
-            <w:r>
-              <w:rPr>
-                <w:lang w:val="en-001"/>
-              </w:rPr>
-              <w:t xml:space="preserve">AQI real for </w:t>
-            </w:r>
-            <w:proofErr w:type="spellStart"/>
-            <w:r>
-              <w:rPr>
-                <w:lang w:val="en-001"/>
-              </w:rPr>
-              <w:t>integrado</w:t>
-            </w:r>
-            <w:proofErr w:type="spellEnd"/>
-            <w:r>
-              <w:rPr>
-                <w:lang w:val="en-001"/>
-              </w:rPr>
-              <w:t xml:space="preserve"> </w:t>
-            </w:r>
-            <w:r>
-              <w:rPr>
-                <w:rFonts w:ascii="Segoe UI Emoji" w:hAnsi="Segoe UI Emoji" w:cs="Segoe UI Emoji"/>
-                <w:lang w:val="en-001"/>
-              </w:rPr>
-              <w:t>✅</w:t>
-            </w:r>
-          </w:p>
-          <w:p>
-            <w:pPr>
-              <w:spacing w:before="40" w:after="40"/>
-              <w:rPr>
-                <w:lang w:val="en-001"/>
-              </w:rPr>
-            </w:pPr>
-            <w:proofErr w:type="spellStart"/>
-            <w:r>
-              <w:rPr>
-                <w:lang w:val="en-001"/>
-              </w:rPr>
-              <w:t>Atualizar</w:t>
-            </w:r>
-            <w:proofErr w:type="spellEnd"/>
-            <w:r>
-              <w:rPr>
-                <w:lang w:val="en-001"/>
-              </w:rPr>
-              <w:t>:</w:t>
-            </w:r>
-          </w:p>
-          <w:p>
-            <w:pPr>
-              <w:numPr>
-                <w:ilvl w:val="0"/>
-                <w:numId w:val="33"/>
-              </w:numPr>
-              <w:spacing w:before="40" w:after="40"/>
-              <w:rPr>
-                <w:lang w:val="en-001"/>
-              </w:rPr>
-            </w:pPr>
-            <w:r>
-              <w:rPr>
-                <w:lang w:val="en-001"/>
-              </w:rPr>
-              <w:t xml:space="preserve">Data Dictionary (Extreme + </w:t>
-            </w:r>
-            <w:proofErr w:type="spellStart"/>
-            <w:r>
-              <w:rPr>
-                <w:lang w:val="en-001"/>
-              </w:rPr>
-              <w:t>Precip</w:t>
-            </w:r>
-            <w:proofErr w:type="spellEnd"/>
-            <w:r>
-              <w:rPr>
-                <w:lang w:val="en-001"/>
-              </w:rPr>
-              <w:t xml:space="preserve"> </w:t>
-            </w:r>
-            <w:proofErr w:type="spellStart"/>
-            <w:r>
-              <w:rPr>
-                <w:lang w:val="en-001"/>
-              </w:rPr>
-              <w:t>confirmada</w:t>
-            </w:r>
-            <w:proofErr w:type="spellEnd"/>
-            <w:r>
-              <w:rPr>
-                <w:lang w:val="en-001"/>
-              </w:rPr>
-              <w:t xml:space="preserve"> + AQI)</w:t>
-            </w:r>
-          </w:p>
-          <w:p>
-            <w:pPr>
-              <w:numPr>
-                <w:ilvl w:val="0"/>
-                <w:numId w:val="33"/>
-              </w:numPr>
-              <w:spacing w:before="40" w:after="40"/>
-              <w:rPr>
-                <w:lang w:val="en-001"/>
-              </w:rPr>
-            </w:pPr>
-            <w:r>
-              <w:rPr>
-                <w:lang w:val="en-001"/>
-              </w:rPr>
-              <w:t xml:space="preserve">Registrar </w:t>
-            </w:r>
-            <w:proofErr w:type="spellStart"/>
-            <w:r>
-              <w:rPr>
-                <w:lang w:val="en-001"/>
-              </w:rPr>
-              <w:t>decisões</w:t>
-            </w:r>
-            <w:proofErr w:type="spellEnd"/>
-            <w:r>
-              <w:rPr>
-                <w:lang w:val="en-001"/>
-              </w:rPr>
-              <w:t xml:space="preserve"> de design (</w:t>
-            </w:r>
-            <w:proofErr w:type="spellStart"/>
-            <w:r>
-              <w:rPr>
-                <w:lang w:val="en-001"/>
-              </w:rPr>
-              <w:t>Atlantic_Climate</w:t>
-            </w:r>
-            <w:proofErr w:type="spellEnd"/>
-            <w:r>
-              <w:rPr>
-                <w:lang w:val="en-001"/>
-              </w:rPr>
-              <w:t>, Region vs Grouping)</w:t>
-            </w:r>
-          </w:p>
-          <w:p>
-            <w:pPr>
-              <w:spacing w:before="40" w:after="40"/>
-              <w:rPr>
-                <w:lang w:val="en-001"/>
-              </w:rPr>
-            </w:pPr>
           </w:p>
         </w:tc>
         <w:tc>
@@ -4859,222 +1290,10 @@
           <w:p>
             <w:pPr>
               <w:spacing w:before="40" w:after="40"/>
-              <w:rPr>
-                <w:lang w:val="en-001"/>
-              </w:rPr>
             </w:pPr>
             <w:r>
-              <w:rPr>
-                <w:lang w:val="en-001"/>
-              </w:rPr>
-              <w:lastRenderedPageBreak/>
-              <w:t>1️</w:t>
+              <w:t>Danielle</w:t>
             </w:r>
-            <w:r>
-              <w:rPr>
-                <w:rFonts w:ascii="Segoe UI Symbol" w:hAnsi="Segoe UI Symbol" w:cs="Segoe UI Symbol"/>
-                <w:lang w:val="en-001"/>
-              </w:rPr>
-              <w:t>⃣</w:t>
-            </w:r>
-            <w:r>
-              <w:rPr>
-                <w:lang w:val="en-001"/>
-              </w:rPr>
-              <w:t xml:space="preserve"> </w:t>
-            </w:r>
-            <w:proofErr w:type="spellStart"/>
-            <w:r>
-              <w:rPr>
-                <w:lang w:val="en-001"/>
-              </w:rPr>
-              <w:t>Limpar</w:t>
-            </w:r>
-            <w:proofErr w:type="spellEnd"/>
-            <w:r>
-              <w:rPr>
-                <w:lang w:val="en-001"/>
-              </w:rPr>
-              <w:t xml:space="preserve"> </w:t>
-            </w:r>
-            <w:proofErr w:type="spellStart"/>
-            <w:r>
-              <w:rPr>
-                <w:b/>
-                <w:bCs/>
-                <w:lang w:val="en-001"/>
-              </w:rPr>
-              <w:t>Fact_Precipitation_Monthly</w:t>
-            </w:r>
-            <w:proofErr w:type="spellEnd"/>
-            <w:r>
-              <w:rPr>
-                <w:b/>
-                <w:bCs/>
-                <w:lang w:val="en-001"/>
-              </w:rPr>
-              <w:t xml:space="preserve"> (merge)</w:t>
-            </w:r>
-            <w:r>
-              <w:rPr>
-                <w:lang w:val="en-001"/>
-              </w:rPr>
-              <w:br/>
-              <w:t>2️</w:t>
-            </w:r>
-            <w:r>
-              <w:rPr>
-                <w:rFonts w:ascii="Segoe UI Symbol" w:hAnsi="Segoe UI Symbol" w:cs="Segoe UI Symbol"/>
-                <w:lang w:val="en-001"/>
-              </w:rPr>
-              <w:t>⃣</w:t>
-            </w:r>
-            <w:r>
-              <w:rPr>
-                <w:lang w:val="en-001"/>
-              </w:rPr>
-              <w:t xml:space="preserve"> QA visual de </w:t>
-            </w:r>
-            <w:proofErr w:type="spellStart"/>
-            <w:r>
-              <w:rPr>
-                <w:lang w:val="en-001"/>
-              </w:rPr>
-              <w:t>precipitação</w:t>
-            </w:r>
-            <w:proofErr w:type="spellEnd"/>
-            <w:r>
-              <w:rPr>
-                <w:lang w:val="en-001"/>
-              </w:rPr>
-              <w:br/>
-              <w:t>3️</w:t>
-            </w:r>
-            <w:r>
-              <w:rPr>
-                <w:rFonts w:ascii="Segoe UI Symbol" w:hAnsi="Segoe UI Symbol" w:cs="Segoe UI Symbol"/>
-                <w:lang w:val="en-001"/>
-              </w:rPr>
-              <w:t>⃣</w:t>
-            </w:r>
-            <w:r>
-              <w:rPr>
-                <w:lang w:val="en-001"/>
-              </w:rPr>
-              <w:t xml:space="preserve"> </w:t>
-            </w:r>
-            <w:proofErr w:type="spellStart"/>
-            <w:r>
-              <w:rPr>
-                <w:lang w:val="en-001"/>
-              </w:rPr>
-              <w:t>Começar</w:t>
-            </w:r>
-            <w:proofErr w:type="spellEnd"/>
-            <w:r>
-              <w:rPr>
-                <w:lang w:val="en-001"/>
-              </w:rPr>
-              <w:t xml:space="preserve"> </w:t>
-            </w:r>
-            <w:r>
-              <w:rPr>
-                <w:b/>
-                <w:bCs/>
-                <w:lang w:val="en-001"/>
-              </w:rPr>
-              <w:t>Extreme Events</w:t>
-            </w:r>
-            <w:r>
-              <w:rPr>
-                <w:lang w:val="en-001"/>
-              </w:rPr>
-              <w:br/>
-              <w:t>4️</w:t>
-            </w:r>
-            <w:r>
-              <w:rPr>
-                <w:rFonts w:ascii="Segoe UI Symbol" w:hAnsi="Segoe UI Symbol" w:cs="Segoe UI Symbol"/>
-                <w:lang w:val="en-001"/>
-              </w:rPr>
-              <w:t>⃣</w:t>
-            </w:r>
-            <w:r>
-              <w:rPr>
-                <w:lang w:val="en-001"/>
-              </w:rPr>
-              <w:t xml:space="preserve"> </w:t>
-            </w:r>
-            <w:proofErr w:type="spellStart"/>
-            <w:r>
-              <w:rPr>
-                <w:lang w:val="en-001"/>
-              </w:rPr>
-              <w:t>Aguardar</w:t>
-            </w:r>
-            <w:proofErr w:type="spellEnd"/>
-            <w:r>
-              <w:rPr>
-                <w:lang w:val="en-001"/>
-              </w:rPr>
-              <w:t xml:space="preserve"> AQI da Yash</w:t>
-            </w:r>
-            <w:r>
-              <w:rPr>
-                <w:lang w:val="en-001"/>
-              </w:rPr>
-              <w:br/>
-              <w:t>5️</w:t>
-            </w:r>
-            <w:r>
-              <w:rPr>
-                <w:rFonts w:ascii="Segoe UI Symbol" w:hAnsi="Segoe UI Symbol" w:cs="Segoe UI Symbol"/>
-                <w:lang w:val="en-001"/>
-              </w:rPr>
-              <w:t>⃣</w:t>
-            </w:r>
-            <w:r>
-              <w:rPr>
-                <w:lang w:val="en-001"/>
-              </w:rPr>
-              <w:t xml:space="preserve"> Só </w:t>
-            </w:r>
-            <w:proofErr w:type="spellStart"/>
-            <w:r>
-              <w:rPr>
-                <w:lang w:val="en-001"/>
-              </w:rPr>
-              <w:t>depois</w:t>
-            </w:r>
-            <w:proofErr w:type="spellEnd"/>
-            <w:r>
-              <w:rPr>
-                <w:lang w:val="en-001"/>
-              </w:rPr>
-              <w:t xml:space="preserve">: </w:t>
-            </w:r>
-            <w:proofErr w:type="spellStart"/>
-            <w:r>
-              <w:rPr>
-                <w:lang w:val="en-001"/>
-              </w:rPr>
-              <w:t>documentação</w:t>
-            </w:r>
-            <w:proofErr w:type="spellEnd"/>
-            <w:r>
-              <w:rPr>
-                <w:lang w:val="en-001"/>
-              </w:rPr>
-              <w:t xml:space="preserve"> final</w:t>
-            </w:r>
-          </w:p>
-          <w:p>
-            <w:pPr>
-              <w:spacing w:before="40" w:after="40"/>
-              <w:rPr>
-                <w:lang w:val="en-001"/>
-              </w:rPr>
-            </w:pPr>
           </w:p>
         </w:tc>
         <w:tc>
@@ -5096,10 +1315,10 @@
           <w:p>
             <w:pPr>
               <w:spacing w:before="40" w:after="40"/>
-              <w:rPr>
-                <w:lang w:val="pt-BR"/>
-              </w:rPr>
             </w:pPr>
+            <w:r>
+              <w:t>May 7</w:t>
+            </w:r>
           </w:p>
         </w:tc>
       </w:tr>
@@ -5114,7 +1333,6 @@
           <w:color w:val="777777"/>
           <w:sz w:val="18"/>
         </w:rPr>
-        <w:lastRenderedPageBreak/>
         <w:t>Submit at Thursday checkpoint as evidence of daily standups.</w:t>
       </w:r>
     </w:p>
@@ -20810,10 +17028,21 @@
 </file>
 
 <file path=customXml/item1.xml><?xml version="1.0" encoding="utf-8"?>
-<b:Sources xmlns:b="http://schemas.openxmlformats.org/officeDocument/2006/bibliography" xmlns="http://schemas.openxmlformats.org/officeDocument/2006/bibliography" SelectedStyle="/APA.XSL" StyleName="APA"/>
+<?mso-contentType ?>
+<FormTemplates xmlns="http://schemas.microsoft.com/sharepoint/v3/contenttype/forms">
+  <Display>DocumentLibraryForm</Display>
+  <Edit>DocumentLibraryForm</Edit>
+  <New>DocumentLibraryForm</New>
+</FormTemplates>
 </file>
 
 <file path=customXml/item2.xml><?xml version="1.0" encoding="utf-8"?>
+<p:properties xmlns:p="http://schemas.microsoft.com/office/2006/metadata/properties" xmlns:xsi="http://www.w3.org/2001/XMLSchema-instance" xmlns:pc="http://schemas.microsoft.com/office/infopath/2007/PartnerControls">
+  <documentManagement/>
+</p:properties>
+</file>
+
+<file path=customXml/item3.xml><?xml version="1.0" encoding="utf-8"?>
 <ct:contentTypeSchema xmlns:ct="http://schemas.microsoft.com/office/2006/metadata/contentType" xmlns:ma="http://schemas.microsoft.com/office/2006/metadata/properties/metaAttributes" ct:_="" ma:_="" ma:contentTypeName="Document" ma:contentTypeID="0x010100249359485DA90E4BA384AD96682C3586" ma:contentTypeVersion="7" ma:contentTypeDescription="Create a new document." ma:contentTypeScope="" ma:versionID="7838dbefe9680dd77a32373f23db5e1c">
   <xsd:schema xmlns:xsd="http://www.w3.org/2001/XMLSchema" xmlns:xs="http://www.w3.org/2001/XMLSchema" xmlns:p="http://schemas.microsoft.com/office/2006/metadata/properties" xmlns:ns2="53fc3e33-1204-465d-a2ae-6b681d5b6f38" targetNamespace="http://schemas.microsoft.com/office/2006/metadata/properties" ma:root="true" ma:fieldsID="7b588244401f7b07e8da71e19bdf6d3c" ns2:_="">
     <xsd:import namespace="53fc3e33-1204-465d-a2ae-6b681d5b6f38"/>
@@ -20975,30 +17204,28 @@
 </ct:contentTypeSchema>
 </file>
 
-<file path=customXml/item3.xml><?xml version="1.0" encoding="utf-8"?>
-<p:properties xmlns:p="http://schemas.microsoft.com/office/2006/metadata/properties" xmlns:xsi="http://www.w3.org/2001/XMLSchema-instance" xmlns:pc="http://schemas.microsoft.com/office/infopath/2007/PartnerControls">
-  <documentManagement/>
-</p:properties>
-</file>
-
 <file path=customXml/item4.xml><?xml version="1.0" encoding="utf-8"?>
-<?mso-contentType ?>
-<FormTemplates xmlns="http://schemas.microsoft.com/sharepoint/v3/contenttype/forms">
-  <Display>DocumentLibraryForm</Display>
-  <Edit>DocumentLibraryForm</Edit>
-  <New>DocumentLibraryForm</New>
-</FormTemplates>
+<b:Sources xmlns:b="http://schemas.openxmlformats.org/officeDocument/2006/bibliography" xmlns="http://schemas.openxmlformats.org/officeDocument/2006/bibliography" SelectedStyle="/APA.XSL" StyleName="APA"/>
 </file>
 
 <file path=customXml/itemProps1.xml><?xml version="1.0" encoding="utf-8"?>
-<ds:datastoreItem xmlns:ds="http://schemas.openxmlformats.org/officeDocument/2006/customXml" ds:itemID="{EF278816-EC6F-A645-907D-7F25AECB1D4A}">
+<ds:datastoreItem xmlns:ds="http://schemas.openxmlformats.org/officeDocument/2006/customXml" ds:itemID="{7C086B4C-8244-4CE7-B348-43D2EC1F238C}">
   <ds:schemaRefs>
-    <ds:schemaRef ds:uri="http://schemas.openxmlformats.org/officeDocument/2006/bibliography"/>
+    <ds:schemaRef ds:uri="http://schemas.microsoft.com/sharepoint/v3/contenttype/forms"/>
   </ds:schemaRefs>
 </ds:datastoreItem>
 </file>
 
 <file path=customXml/itemProps2.xml><?xml version="1.0" encoding="utf-8"?>
+<ds:datastoreItem xmlns:ds="http://schemas.openxmlformats.org/officeDocument/2006/customXml" ds:itemID="{B48F9122-1240-4917-B731-6E2F2E73EDE1}">
+  <ds:schemaRefs>
+    <ds:schemaRef ds:uri="http://schemas.microsoft.com/office/2006/metadata/properties"/>
+    <ds:schemaRef ds:uri="http://schemas.microsoft.com/office/infopath/2007/PartnerControls"/>
+  </ds:schemaRefs>
+</ds:datastoreItem>
+</file>
+
+<file path=customXml/itemProps3.xml><?xml version="1.0" encoding="utf-8"?>
 <ds:datastoreItem xmlns:ds="http://schemas.openxmlformats.org/officeDocument/2006/customXml" ds:itemID="{655B13DB-A3AD-474F-90CA-4FF1CB6860FD}">
   <ds:schemaRefs>
     <ds:schemaRef ds:uri="http://schemas.microsoft.com/office/2006/metadata/contentType"/>
@@ -21016,19 +17243,10 @@
 </ds:datastoreItem>
 </file>
 
-<file path=customXml/itemProps3.xml><?xml version="1.0" encoding="utf-8"?>
-<ds:datastoreItem xmlns:ds="http://schemas.openxmlformats.org/officeDocument/2006/customXml" ds:itemID="{B48F9122-1240-4917-B731-6E2F2E73EDE1}">
+<file path=customXml/itemProps4.xml><?xml version="1.0" encoding="utf-8"?>
+<ds:datastoreItem xmlns:ds="http://schemas.openxmlformats.org/officeDocument/2006/customXml" ds:itemID="{EF278816-EC6F-A645-907D-7F25AECB1D4A}">
   <ds:schemaRefs>
-    <ds:schemaRef ds:uri="http://schemas.microsoft.com/office/2006/metadata/properties"/>
-    <ds:schemaRef ds:uri="http://schemas.microsoft.com/office/infopath/2007/PartnerControls"/>
-  </ds:schemaRefs>
-</ds:datastoreItem>
-</file>
-
-<file path=customXml/itemProps4.xml><?xml version="1.0" encoding="utf-8"?>
-<ds:datastoreItem xmlns:ds="http://schemas.openxmlformats.org/officeDocument/2006/customXml" ds:itemID="{7C086B4C-8244-4CE7-B348-43D2EC1F238C}">
-  <ds:schemaRefs>
-    <ds:schemaRef ds:uri="http://schemas.microsoft.com/sharepoint/v3/contenttype/forms"/>
+    <ds:schemaRef ds:uri="http://schemas.openxmlformats.org/officeDocument/2006/bibliography"/>
   </ds:schemaRefs>
 </ds:datastoreItem>
 </file>